--- a/작업일지/31주차.docx
+++ b/작업일지/31주차.docx
@@ -385,14 +385,6 @@
             </w:hyperlink>
           </w:p>
           <w:p>
-            <w:pPr>
-              <w:rPr>
-                <w:rFonts w:ascii="맑은 고딕" w:eastAsia="맑은 고딕" w:hAnsi="맑은 고딕" w:hint="eastAsia"/>
-                <w:b/>
-                <w:bCs/>
-                <w:u w:val="single"/>
-              </w:rPr>
-            </w:pPr>
             <w:hyperlink r:id="rId8" w:history="1">
               <w:r>
                 <w:rPr>
@@ -414,6 +406,192 @@
               </w:r>
             </w:hyperlink>
           </w:p>
+          <w:p>
+            <w:pPr>
+              <w:rPr>
+                <w:rFonts w:ascii="맑은 고딕" w:eastAsia="맑은 고딕" w:hAnsi="맑은 고딕"/>
+                <w:b/>
+                <w:bCs/>
+                <w:u w:val="single"/>
+              </w:rPr>
+            </w:pPr>
+            <w:hyperlink r:id="rId9" w:history="1">
+              <w:r>
+                <w:rPr>
+                  <w:rStyle w:val="a6"/>
+                  <w:rFonts w:ascii="맑은 고딕" w:eastAsia="맑은 고딕" w:hAnsi="맑은 고딕"/>
+                  <w:b/>
+                  <w:bCs/>
+                </w:rPr>
+                <w:t>S</w:t>
+              </w:r>
+              <w:r>
+                <w:rPr>
+                  <w:rStyle w:val="a6"/>
+                  <w:rFonts w:ascii="맑은 고딕" w:eastAsia="맑은 고딕" w:hAnsi="맑은 고딕" w:hint="eastAsia"/>
+                  <w:b/>
+                  <w:bCs/>
+                </w:rPr>
+                <w:t xml:space="preserve">kinned mesh </w:t>
+              </w:r>
+              <w:r>
+                <w:rPr>
+                  <w:rStyle w:val="a6"/>
+                  <w:rFonts w:ascii="맑은 고딕" w:eastAsia="맑은 고딕" w:hAnsi="맑은 고딕"/>
+                  <w:b/>
+                  <w:bCs/>
+                </w:rPr>
+                <w:t>그림자</w:t>
+              </w:r>
+              <w:r>
+                <w:rPr>
+                  <w:rStyle w:val="a6"/>
+                  <w:rFonts w:ascii="맑은 고딕" w:eastAsia="맑은 고딕" w:hAnsi="맑은 고딕" w:hint="eastAsia"/>
+                  <w:b/>
+                  <w:bCs/>
+                </w:rPr>
+                <w:t xml:space="preserve"> </w:t>
+              </w:r>
+              <w:r>
+                <w:rPr>
+                  <w:rStyle w:val="a6"/>
+                  <w:rFonts w:ascii="맑은 고딕" w:eastAsia="맑은 고딕" w:hAnsi="맑은 고딕"/>
+                  <w:b/>
+                  <w:bCs/>
+                </w:rPr>
+                <w:t>추가</w:t>
+              </w:r>
+              <w:r>
+                <w:rPr>
+                  <w:rStyle w:val="a6"/>
+                  <w:rFonts w:ascii="맑은 고딕" w:eastAsia="맑은 고딕" w:hAnsi="맑은 고딕" w:hint="eastAsia"/>
+                  <w:b/>
+                  <w:bCs/>
+                </w:rPr>
+                <w:t xml:space="preserve"> </w:t>
+              </w:r>
+              <w:r>
+                <w:rPr>
+                  <w:rStyle w:val="a6"/>
+                  <w:rFonts w:ascii="맑은 고딕" w:eastAsia="맑은 고딕" w:hAnsi="맑은 고딕"/>
+                  <w:b/>
+                  <w:bCs/>
+                </w:rPr>
+                <w:t>및</w:t>
+              </w:r>
+              <w:r>
+                <w:rPr>
+                  <w:rStyle w:val="a6"/>
+                  <w:rFonts w:ascii="맑은 고딕" w:eastAsia="맑은 고딕" w:hAnsi="맑은 고딕" w:hint="eastAsia"/>
+                  <w:b/>
+                  <w:bCs/>
+                </w:rPr>
+                <w:t xml:space="preserve"> </w:t>
+              </w:r>
+              <w:r>
+                <w:rPr>
+                  <w:rStyle w:val="a6"/>
+                  <w:rFonts w:ascii="맑은 고딕" w:eastAsia="맑은 고딕" w:hAnsi="맑은 고딕"/>
+                  <w:b/>
+                  <w:bCs/>
+                </w:rPr>
+                <w:t>부드러운</w:t>
+              </w:r>
+              <w:r>
+                <w:rPr>
+                  <w:rStyle w:val="a6"/>
+                  <w:rFonts w:ascii="맑은 고딕" w:eastAsia="맑은 고딕" w:hAnsi="맑은 고딕" w:hint="eastAsia"/>
+                  <w:b/>
+                  <w:bCs/>
+                </w:rPr>
+                <w:t xml:space="preserve"> </w:t>
+              </w:r>
+              <w:r>
+                <w:rPr>
+                  <w:rStyle w:val="a6"/>
+                  <w:rFonts w:ascii="맑은 고딕" w:eastAsia="맑은 고딕" w:hAnsi="맑은 고딕"/>
+                  <w:b/>
+                  <w:bCs/>
+                </w:rPr>
+                <w:t>그림자</w:t>
+              </w:r>
+              <w:r>
+                <w:rPr>
+                  <w:rStyle w:val="a6"/>
+                  <w:rFonts w:ascii="맑은 고딕" w:eastAsia="맑은 고딕" w:hAnsi="맑은 고딕" w:hint="eastAsia"/>
+                  <w:b/>
+                  <w:bCs/>
+                </w:rPr>
+                <w:t xml:space="preserve"> 구현</w:t>
+              </w:r>
+            </w:hyperlink>
+          </w:p>
+          <w:p>
+            <w:pPr>
+              <w:rPr>
+                <w:rFonts w:ascii="맑은 고딕" w:eastAsia="맑은 고딕" w:hAnsi="맑은 고딕" w:hint="eastAsia"/>
+                <w:b/>
+                <w:bCs/>
+                <w:u w:val="single"/>
+              </w:rPr>
+            </w:pPr>
+            <w:hyperlink r:id="rId10" w:history="1">
+              <w:r>
+                <w:rPr>
+                  <w:rStyle w:val="a6"/>
+                  <w:rFonts w:ascii="맑은 고딕" w:eastAsia="맑은 고딕" w:hAnsi="맑은 고딕"/>
+                  <w:b/>
+                  <w:bCs/>
+                </w:rPr>
+                <w:t>텍스쳐</w:t>
+              </w:r>
+              <w:r>
+                <w:rPr>
+                  <w:rStyle w:val="a6"/>
+                  <w:rFonts w:ascii="맑은 고딕" w:eastAsia="맑은 고딕" w:hAnsi="맑은 고딕" w:hint="eastAsia"/>
+                  <w:b/>
+                  <w:bCs/>
+                </w:rPr>
+                <w:t xml:space="preserve"> </w:t>
+              </w:r>
+              <w:r>
+                <w:rPr>
+                  <w:rStyle w:val="a6"/>
+                  <w:rFonts w:ascii="맑은 고딕" w:eastAsia="맑은 고딕" w:hAnsi="맑은 고딕"/>
+                  <w:b/>
+                  <w:bCs/>
+                </w:rPr>
+                <w:t>데이터</w:t>
+              </w:r>
+              <w:r>
+                <w:rPr>
+                  <w:rStyle w:val="a6"/>
+                  <w:rFonts w:ascii="맑은 고딕" w:eastAsia="맑은 고딕" w:hAnsi="맑은 고딕" w:hint="eastAsia"/>
+                  <w:b/>
+                  <w:bCs/>
+                </w:rPr>
+                <w:t xml:space="preserve"> </w:t>
+              </w:r>
+              <w:r>
+                <w:rPr>
+                  <w:rStyle w:val="a6"/>
+                  <w:rFonts w:ascii="맑은 고딕" w:eastAsia="맑은 고딕" w:hAnsi="맑은 고딕"/>
+                  <w:b/>
+                  <w:bCs/>
+                </w:rPr>
+                <w:t>오염</w:t>
+              </w:r>
+              <w:r>
+                <w:rPr>
+                  <w:rStyle w:val="a6"/>
+                  <w:rFonts w:ascii="맑은 고딕" w:eastAsia="맑은 고딕" w:hAnsi="맑은 고딕" w:hint="eastAsia"/>
+                  <w:b/>
+                  <w:bCs/>
+                </w:rPr>
+                <w:t xml:space="preserve"> 수정</w:t>
+              </w:r>
+            </w:hyperlink>
+          </w:p>
         </w:tc>
       </w:tr>
     </w:tbl>
@@ -492,6 +670,7 @@
       <w:r>
         <w:rPr>
           <w:b/>
+          <w:noProof/>
           <w:sz w:val="22"/>
         </w:rPr>
         <w:drawing>
@@ -528,7 +707,7 @@
                     </pic:cNvPicPr>
                   </pic:nvPicPr>
                   <pic:blipFill>
-                    <a:blip r:embed="rId9">
+                    <a:blip r:embed="rId11">
                       <a:extLst>
                         <a:ext uri="{28A0092B-C50C-407E-A947-70E740481C1C}">
                           <a14:useLocalDpi xmlns:a14="http://schemas.microsoft.com/office/drawing/2010/main" val="0"/>
@@ -626,6 +805,7 @@
       <w:r>
         <w:rPr>
           <w:b/>
+          <w:noProof/>
           <w:sz w:val="22"/>
         </w:rPr>
         <w:drawing>
@@ -662,7 +842,7 @@
                     </pic:cNvPicPr>
                   </pic:nvPicPr>
                   <pic:blipFill>
-                    <a:blip r:embed="rId10">
+                    <a:blip r:embed="rId12">
                       <a:extLst>
                         <a:ext uri="{28A0092B-C50C-407E-A947-70E740481C1C}">
                           <a14:useLocalDpi xmlns:a14="http://schemas.microsoft.com/office/drawing/2010/main" val="0"/>
@@ -759,6 +939,7 @@
       <w:r>
         <w:rPr>
           <w:b/>
+          <w:noProof/>
           <w:sz w:val="22"/>
         </w:rPr>
         <w:lastRenderedPageBreak/>
@@ -780,7 +961,7 @@
                     </pic:cNvPicPr>
                   </pic:nvPicPr>
                   <pic:blipFill>
-                    <a:blip r:embed="rId11">
+                    <a:blip r:embed="rId13">
                       <a:extLst>
                         <a:ext uri="{28A0092B-C50C-407E-A947-70E740481C1C}">
                           <a14:useLocalDpi xmlns:a14="http://schemas.microsoft.com/office/drawing/2010/main" val="0"/>
@@ -978,7 +1159,6 @@
       <w:pPr>
         <w:jc w:val="left"/>
         <w:rPr>
-          <w:rFonts w:hint="eastAsia"/>
           <w:b/>
           <w:sz w:val="22"/>
         </w:rPr>
@@ -988,7 +1168,6 @@
       <w:pPr>
         <w:jc w:val="left"/>
         <w:rPr>
-          <w:rFonts w:hint="eastAsia"/>
           <w:b/>
           <w:sz w:val="24"/>
           <w:szCs w:val="24"/>
@@ -1080,6 +1259,7 @@
       <w:r>
         <w:rPr>
           <w:b/>
+          <w:noProof/>
           <w:sz w:val="22"/>
         </w:rPr>
         <w:drawing>
@@ -1100,7 +1280,7 @@
                     </pic:cNvPicPr>
                   </pic:nvPicPr>
                   <pic:blipFill>
-                    <a:blip r:embed="rId12">
+                    <a:blip r:embed="rId14">
                       <a:extLst>
                         <a:ext uri="{28A0092B-C50C-407E-A947-70E740481C1C}">
                           <a14:useLocalDpi xmlns:a14="http://schemas.microsoft.com/office/drawing/2010/main" val="0"/>
@@ -1167,6 +1347,7 @@
       <w:r>
         <w:rPr>
           <w:b/>
+          <w:noProof/>
           <w:sz w:val="22"/>
         </w:rPr>
         <w:lastRenderedPageBreak/>
@@ -1188,7 +1369,7 @@
                     </pic:cNvPicPr>
                   </pic:nvPicPr>
                   <pic:blipFill>
-                    <a:blip r:embed="rId13">
+                    <a:blip r:embed="rId15">
                       <a:extLst>
                         <a:ext uri="{28A0092B-C50C-407E-A947-70E740481C1C}">
                           <a14:useLocalDpi xmlns:a14="http://schemas.microsoft.com/office/drawing/2010/main" val="0"/>
@@ -1272,11 +1453,761 @@
       <w:pPr>
         <w:jc w:val="left"/>
         <w:rPr>
+          <w:b/>
+          <w:sz w:val="22"/>
+        </w:rPr>
+      </w:pPr>
+    </w:p>
+    <w:p>
+      <w:pPr>
+        <w:widowControl/>
+        <w:wordWrap/>
+        <w:autoSpaceDE/>
+        <w:autoSpaceDN/>
+        <w:rPr>
+          <w:b/>
+          <w:sz w:val="22"/>
+        </w:rPr>
+      </w:pPr>
+      <w:r>
+        <w:rPr>
+          <w:b/>
+          <w:sz w:val="22"/>
+        </w:rPr>
+        <w:br w:type="page"/>
+      </w:r>
+    </w:p>
+    <w:p>
+      <w:pPr>
+        <w:jc w:val="left"/>
+        <w:rPr>
+          <w:b/>
+          <w:sz w:val="22"/>
+        </w:rPr>
+      </w:pPr>
+      <w:r>
+        <w:rPr>
+          <w:b/>
+          <w:sz w:val="22"/>
+        </w:rPr>
+        <w:lastRenderedPageBreak/>
+        <w:drawing>
+          <wp:inline distT="0" distB="0" distL="0" distR="0" wp14:anchorId="189D1AA2" wp14:editId="07C58EEA">
+            <wp:extent cx="5314950" cy="2295525"/>
+            <wp:effectExtent l="0" t="0" r="0" b="9525"/>
+            <wp:docPr id="1984379171" name="그림 10"/>
+            <wp:cNvGraphicFramePr>
+              <a:graphicFrameLocks xmlns:a="http://schemas.openxmlformats.org/drawingml/2006/main" noChangeAspect="1"/>
+            </wp:cNvGraphicFramePr>
+            <a:graphic xmlns:a="http://schemas.openxmlformats.org/drawingml/2006/main">
+              <a:graphicData uri="http://schemas.openxmlformats.org/drawingml/2006/picture">
+                <pic:pic xmlns:pic="http://schemas.openxmlformats.org/drawingml/2006/picture">
+                  <pic:nvPicPr>
+                    <pic:cNvPr id="0" name="Picture 26"/>
+                    <pic:cNvPicPr>
+                      <a:picLocks noChangeAspect="1" noChangeArrowheads="1"/>
+                    </pic:cNvPicPr>
+                  </pic:nvPicPr>
+                  <pic:blipFill>
+                    <a:blip r:embed="rId16">
+                      <a:extLst>
+                        <a:ext uri="{28A0092B-C50C-407E-A947-70E740481C1C}">
+                          <a14:useLocalDpi xmlns:a14="http://schemas.microsoft.com/office/drawing/2010/main" val="0"/>
+                        </a:ext>
+                      </a:extLst>
+                    </a:blip>
+                    <a:srcRect/>
+                    <a:stretch>
+                      <a:fillRect/>
+                    </a:stretch>
+                  </pic:blipFill>
+                  <pic:spPr bwMode="auto">
+                    <a:xfrm>
+                      <a:off x="0" y="0"/>
+                      <a:ext cx="5314950" cy="2295525"/>
+                    </a:xfrm>
+                    <a:prstGeom prst="rect">
+                      <a:avLst/>
+                    </a:prstGeom>
+                    <a:noFill/>
+                    <a:ln>
+                      <a:noFill/>
+                    </a:ln>
+                  </pic:spPr>
+                </pic:pic>
+              </a:graphicData>
+            </a:graphic>
+          </wp:inline>
+        </w:drawing>
+      </w:r>
+    </w:p>
+    <w:p>
+      <w:pPr>
+        <w:jc w:val="left"/>
+        <w:rPr>
+          <w:b/>
+          <w:sz w:val="22"/>
+        </w:rPr>
+      </w:pPr>
+      <w:r>
+        <w:rPr>
+          <w:b/>
+          <w:sz w:val="22"/>
+        </w:rPr>
+        <w:t>애니메이션도 그림자가 적용되도록 뼈대행렬을 바인딩하는 기존 shadow와 별개의 shadow 관련 코드를 작성해주었습니다.</w:t>
+      </w:r>
+    </w:p>
+    <w:p>
+      <w:pPr>
+        <w:jc w:val="left"/>
+        <w:rPr>
+          <w:b/>
+          <w:sz w:val="22"/>
+        </w:rPr>
+      </w:pPr>
+      <w:r>
+        <w:rPr>
+          <w:b/>
+          <w:sz w:val="22"/>
+        </w:rPr>
+        <w:tab/>
+      </w:r>
+      <w:r>
+        <w:rPr>
+          <w:b/>
+          <w:sz w:val="22"/>
+        </w:rPr>
+        <w:tab/>
+      </w:r>
+    </w:p>
+    <w:p>
+      <w:pPr>
+        <w:jc w:val="left"/>
+        <w:rPr>
+          <w:b/>
+          <w:sz w:val="22"/>
+        </w:rPr>
+      </w:pPr>
+      <w:r>
+        <w:rPr>
+          <w:b/>
+          <w:sz w:val="22"/>
+        </w:rPr>
+        <w:t xml:space="preserve">추가적으로 그림자 계산은 </w:t>
+      </w:r>
+    </w:p>
+    <w:p>
+      <w:pPr>
+        <w:jc w:val="left"/>
+        <w:rPr>
+          <w:b/>
+          <w:sz w:val="22"/>
+        </w:rPr>
+      </w:pPr>
+      <w:r>
+        <w:rPr>
+          <w:b/>
+          <w:sz w:val="22"/>
+        </w:rPr>
+        <w:drawing>
+          <wp:inline distT="0" distB="0" distL="0" distR="0" wp14:anchorId="5E136CED" wp14:editId="55ABF4AB">
+            <wp:extent cx="4486275" cy="2400300"/>
+            <wp:effectExtent l="0" t="0" r="9525" b="0"/>
+            <wp:docPr id="1159717990" name="그림 9"/>
+            <wp:cNvGraphicFramePr>
+              <a:graphicFrameLocks xmlns:a="http://schemas.openxmlformats.org/drawingml/2006/main" noChangeAspect="1"/>
+            </wp:cNvGraphicFramePr>
+            <a:graphic xmlns:a="http://schemas.openxmlformats.org/drawingml/2006/main">
+              <a:graphicData uri="http://schemas.openxmlformats.org/drawingml/2006/picture">
+                <pic:pic xmlns:pic="http://schemas.openxmlformats.org/drawingml/2006/picture">
+                  <pic:nvPicPr>
+                    <pic:cNvPr id="0" name="Picture 27"/>
+                    <pic:cNvPicPr>
+                      <a:picLocks noChangeAspect="1" noChangeArrowheads="1"/>
+                    </pic:cNvPicPr>
+                  </pic:nvPicPr>
+                  <pic:blipFill>
+                    <a:blip r:embed="rId17">
+                      <a:extLst>
+                        <a:ext uri="{28A0092B-C50C-407E-A947-70E740481C1C}">
+                          <a14:useLocalDpi xmlns:a14="http://schemas.microsoft.com/office/drawing/2010/main" val="0"/>
+                        </a:ext>
+                      </a:extLst>
+                    </a:blip>
+                    <a:srcRect/>
+                    <a:stretch>
+                      <a:fillRect/>
+                    </a:stretch>
+                  </pic:blipFill>
+                  <pic:spPr bwMode="auto">
+                    <a:xfrm>
+                      <a:off x="0" y="0"/>
+                      <a:ext cx="4486275" cy="2400300"/>
+                    </a:xfrm>
+                    <a:prstGeom prst="rect">
+                      <a:avLst/>
+                    </a:prstGeom>
+                    <a:noFill/>
+                    <a:ln>
+                      <a:noFill/>
+                    </a:ln>
+                  </pic:spPr>
+                </pic:pic>
+              </a:graphicData>
+            </a:graphic>
+          </wp:inline>
+        </w:drawing>
+      </w:r>
+    </w:p>
+    <w:p>
+      <w:pPr>
+        <w:jc w:val="left"/>
+        <w:rPr>
+          <w:b/>
+          <w:sz w:val="22"/>
+        </w:rPr>
+      </w:pPr>
+      <w:proofErr w:type="spellStart"/>
+      <w:r>
+        <w:rPr>
+          <w:b/>
+          <w:sz w:val="22"/>
+        </w:rPr>
+        <w:t>lightManager</w:t>
+      </w:r>
+      <w:proofErr w:type="spellEnd"/>
+      <w:r>
+        <w:rPr>
+          <w:b/>
+          <w:sz w:val="22"/>
+        </w:rPr>
+        <w:t xml:space="preserve">에서 태양의 위치를 받아와 태양의 위치가 </w:t>
+      </w:r>
+      <w:proofErr w:type="spellStart"/>
+      <w:r>
+        <w:rPr>
+          <w:b/>
+          <w:sz w:val="22"/>
+        </w:rPr>
+        <w:t>바뀔때마다</w:t>
+      </w:r>
+      <w:proofErr w:type="spellEnd"/>
+      <w:r>
+        <w:rPr>
+          <w:b/>
+          <w:sz w:val="22"/>
+        </w:rPr>
+        <w:t xml:space="preserve"> </w:t>
+      </w:r>
+      <w:proofErr w:type="gramStart"/>
+      <w:r>
+        <w:rPr>
+          <w:b/>
+          <w:sz w:val="22"/>
+        </w:rPr>
+        <w:t>알맞는</w:t>
+      </w:r>
+      <w:proofErr w:type="gramEnd"/>
+      <w:r>
+        <w:rPr>
+          <w:b/>
+          <w:sz w:val="22"/>
+        </w:rPr>
+        <w:t xml:space="preserve"> 그림자를 렌더링할 수 있도록 하였습니다.</w:t>
+      </w:r>
+    </w:p>
+    <w:p>
+      <w:pPr>
+        <w:jc w:val="left"/>
+        <w:rPr>
+          <w:b/>
+          <w:sz w:val="22"/>
+        </w:rPr>
+      </w:pPr>
+      <w:r>
+        <w:rPr>
+          <w:b/>
+          <w:sz w:val="22"/>
+        </w:rPr>
+        <w:drawing>
+          <wp:inline distT="0" distB="0" distL="0" distR="0" wp14:anchorId="2A46A328" wp14:editId="14F0DA74">
+            <wp:extent cx="4476750" cy="1495425"/>
+            <wp:effectExtent l="0" t="0" r="0" b="9525"/>
+            <wp:docPr id="1448971012" name="그림 8"/>
+            <wp:cNvGraphicFramePr>
+              <a:graphicFrameLocks xmlns:a="http://schemas.openxmlformats.org/drawingml/2006/main" noChangeAspect="1"/>
+            </wp:cNvGraphicFramePr>
+            <a:graphic xmlns:a="http://schemas.openxmlformats.org/drawingml/2006/main">
+              <a:graphicData uri="http://schemas.openxmlformats.org/drawingml/2006/picture">
+                <pic:pic xmlns:pic="http://schemas.openxmlformats.org/drawingml/2006/picture">
+                  <pic:nvPicPr>
+                    <pic:cNvPr id="0" name="Picture 28"/>
+                    <pic:cNvPicPr>
+                      <a:picLocks noChangeAspect="1" noChangeArrowheads="1"/>
+                    </pic:cNvPicPr>
+                  </pic:nvPicPr>
+                  <pic:blipFill>
+                    <a:blip r:embed="rId18">
+                      <a:extLst>
+                        <a:ext uri="{28A0092B-C50C-407E-A947-70E740481C1C}">
+                          <a14:useLocalDpi xmlns:a14="http://schemas.microsoft.com/office/drawing/2010/main" val="0"/>
+                        </a:ext>
+                      </a:extLst>
+                    </a:blip>
+                    <a:srcRect/>
+                    <a:stretch>
+                      <a:fillRect/>
+                    </a:stretch>
+                  </pic:blipFill>
+                  <pic:spPr bwMode="auto">
+                    <a:xfrm>
+                      <a:off x="0" y="0"/>
+                      <a:ext cx="4476750" cy="1495425"/>
+                    </a:xfrm>
+                    <a:prstGeom prst="rect">
+                      <a:avLst/>
+                    </a:prstGeom>
+                    <a:noFill/>
+                    <a:ln>
+                      <a:noFill/>
+                    </a:ln>
+                  </pic:spPr>
+                </pic:pic>
+              </a:graphicData>
+            </a:graphic>
+          </wp:inline>
+        </w:drawing>
+      </w:r>
+    </w:p>
+    <w:p>
+      <w:pPr>
+        <w:jc w:val="left"/>
+        <w:rPr>
+          <w:b/>
+          <w:sz w:val="22"/>
+        </w:rPr>
+      </w:pPr>
+      <w:r>
+        <w:rPr>
+          <w:b/>
+          <w:sz w:val="22"/>
+        </w:rPr>
+        <w:t xml:space="preserve">그리고 그림자 반점과 </w:t>
+      </w:r>
+      <w:proofErr w:type="spellStart"/>
+      <w:r>
+        <w:rPr>
+          <w:b/>
+          <w:sz w:val="22"/>
+        </w:rPr>
+        <w:t>동떨어져있는</w:t>
+      </w:r>
+      <w:proofErr w:type="spellEnd"/>
+      <w:r>
+        <w:rPr>
+          <w:b/>
+          <w:sz w:val="22"/>
+        </w:rPr>
+        <w:t xml:space="preserve"> 비현실적인 그림자를 없애기 위해</w:t>
+      </w:r>
+    </w:p>
+    <w:p>
+      <w:pPr>
+        <w:jc w:val="left"/>
+        <w:rPr>
+          <w:b/>
+          <w:sz w:val="22"/>
+        </w:rPr>
+      </w:pPr>
+      <w:r>
+        <w:rPr>
+          <w:b/>
+          <w:sz w:val="22"/>
+        </w:rPr>
+        <w:t xml:space="preserve">Back-Face Depth Shadow Mapping을 사용하여 Shadow Pass Rasterizer를 D3D12_CULL_MODE_FRONT로 설정하여 앞면을 제거하고 뒷면의 </w:t>
+      </w:r>
+      <w:proofErr w:type="spellStart"/>
+      <w:r>
+        <w:rPr>
+          <w:b/>
+          <w:sz w:val="22"/>
+        </w:rPr>
+        <w:t>깊이값만</w:t>
+      </w:r>
+      <w:proofErr w:type="spellEnd"/>
+      <w:r>
+        <w:rPr>
+          <w:b/>
+          <w:sz w:val="22"/>
+        </w:rPr>
+        <w:t xml:space="preserve"> Shadow Map에 기록하였습니다. </w:t>
+      </w:r>
+    </w:p>
+    <w:p>
+      <w:pPr>
+        <w:jc w:val="left"/>
+        <w:rPr>
+          <w:b/>
+          <w:sz w:val="22"/>
+        </w:rPr>
+      </w:pPr>
+      <w:r>
+        <w:rPr>
+          <w:b/>
+          <w:sz w:val="22"/>
+        </w:rPr>
+        <w:lastRenderedPageBreak/>
+        <w:t xml:space="preserve">float3 </w:t>
+      </w:r>
+      <w:proofErr w:type="spellStart"/>
+      <w:r>
+        <w:rPr>
+          <w:b/>
+          <w:sz w:val="22"/>
+        </w:rPr>
+        <w:t>offsetWorldPos</w:t>
+      </w:r>
+      <w:proofErr w:type="spellEnd"/>
+      <w:r>
+        <w:rPr>
+          <w:b/>
+          <w:sz w:val="22"/>
+        </w:rPr>
+        <w:t xml:space="preserve"> = </w:t>
+      </w:r>
+      <w:proofErr w:type="spellStart"/>
+      <w:r>
+        <w:rPr>
+          <w:b/>
+          <w:sz w:val="22"/>
+        </w:rPr>
+        <w:t>worldPos</w:t>
+      </w:r>
+      <w:proofErr w:type="spellEnd"/>
+      <w:r>
+        <w:rPr>
+          <w:b/>
+          <w:sz w:val="22"/>
+        </w:rPr>
+        <w:t xml:space="preserve"> + (normal * 0.1f</w:t>
+      </w:r>
+      <w:proofErr w:type="gramStart"/>
+      <w:r>
+        <w:rPr>
+          <w:b/>
+          <w:sz w:val="22"/>
+        </w:rPr>
+        <w:t>);</w:t>
+      </w:r>
+      <w:proofErr w:type="gramEnd"/>
+    </w:p>
+    <w:p>
+      <w:pPr>
+        <w:jc w:val="left"/>
+        <w:rPr>
+          <w:b/>
+          <w:sz w:val="22"/>
+        </w:rPr>
+      </w:pPr>
+      <w:r>
+        <w:rPr>
+          <w:b/>
+          <w:sz w:val="22"/>
+        </w:rPr>
+        <w:t>Normal Offset bias을 사용하여 비스듬한 표면에도 대응되게 하였습니다.</w:t>
+      </w:r>
+    </w:p>
+    <w:p>
+      <w:pPr>
+        <w:jc w:val="left"/>
+        <w:rPr>
+          <w:b/>
+          <w:sz w:val="22"/>
+        </w:rPr>
+      </w:pPr>
+      <w:r>
+        <w:rPr>
+          <w:b/>
+          <w:sz w:val="22"/>
+        </w:rPr>
+        <w:tab/>
+      </w:r>
+      <w:r>
+        <w:rPr>
+          <w:b/>
+          <w:sz w:val="22"/>
+        </w:rPr>
+        <w:tab/>
+        <w:t xml:space="preserve"> </w:t>
+      </w:r>
+    </w:p>
+    <w:p>
+      <w:pPr>
+        <w:jc w:val="left"/>
+        <w:rPr>
+          <w:b/>
+          <w:sz w:val="22"/>
+        </w:rPr>
+      </w:pPr>
+      <w:r>
+        <w:rPr>
+          <w:b/>
+          <w:sz w:val="22"/>
+        </w:rPr>
+        <w:t xml:space="preserve">PCF 결과(0~1)를 lerp(0.3f, 1.0f, t) 로 변환하여 그림자 내 밝기를 조절할 수 </w:t>
+      </w:r>
+      <w:proofErr w:type="spellStart"/>
+      <w:r>
+        <w:rPr>
+          <w:b/>
+          <w:sz w:val="22"/>
+        </w:rPr>
+        <w:t>있게하여</w:t>
+      </w:r>
+      <w:proofErr w:type="spellEnd"/>
+      <w:r>
+        <w:rPr>
+          <w:b/>
+          <w:sz w:val="22"/>
+        </w:rPr>
+        <w:t xml:space="preserve"> 필드, 상황마다 맞게 그림자 농도를 조절할 수 있도록 하였습니다. </w:t>
+      </w:r>
+    </w:p>
+    <w:p>
+      <w:pPr>
+        <w:jc w:val="left"/>
+        <w:rPr>
+          <w:b/>
+          <w:sz w:val="22"/>
+        </w:rPr>
+      </w:pPr>
+      <w:r>
+        <w:rPr>
+          <w:b/>
+          <w:sz w:val="22"/>
+        </w:rPr>
+        <w:drawing>
+          <wp:inline distT="0" distB="0" distL="0" distR="0" wp14:anchorId="72EDEDF3" wp14:editId="6CF3B723">
+            <wp:extent cx="4084493" cy="2019300"/>
+            <wp:effectExtent l="0" t="0" r="0" b="0"/>
+            <wp:docPr id="454496790" name="그림 7"/>
+            <wp:cNvGraphicFramePr>
+              <a:graphicFrameLocks xmlns:a="http://schemas.openxmlformats.org/drawingml/2006/main" noChangeAspect="1"/>
+            </wp:cNvGraphicFramePr>
+            <a:graphic xmlns:a="http://schemas.openxmlformats.org/drawingml/2006/main">
+              <a:graphicData uri="http://schemas.openxmlformats.org/drawingml/2006/picture">
+                <pic:pic xmlns:pic="http://schemas.openxmlformats.org/drawingml/2006/picture">
+                  <pic:nvPicPr>
+                    <pic:cNvPr id="0" name="Picture 29"/>
+                    <pic:cNvPicPr>
+                      <a:picLocks noChangeAspect="1" noChangeArrowheads="1"/>
+                    </pic:cNvPicPr>
+                  </pic:nvPicPr>
+                  <pic:blipFill>
+                    <a:blip r:embed="rId19">
+                      <a:extLst>
+                        <a:ext uri="{28A0092B-C50C-407E-A947-70E740481C1C}">
+                          <a14:useLocalDpi xmlns:a14="http://schemas.microsoft.com/office/drawing/2010/main" val="0"/>
+                        </a:ext>
+                      </a:extLst>
+                    </a:blip>
+                    <a:srcRect/>
+                    <a:stretch>
+                      <a:fillRect/>
+                    </a:stretch>
+                  </pic:blipFill>
+                  <pic:spPr bwMode="auto">
+                    <a:xfrm>
+                      <a:off x="0" y="0"/>
+                      <a:ext cx="4088180" cy="2021123"/>
+                    </a:xfrm>
+                    <a:prstGeom prst="rect">
+                      <a:avLst/>
+                    </a:prstGeom>
+                    <a:noFill/>
+                    <a:ln>
+                      <a:noFill/>
+                    </a:ln>
+                  </pic:spPr>
+                </pic:pic>
+              </a:graphicData>
+            </a:graphic>
+          </wp:inline>
+        </w:drawing>
+      </w:r>
+      <w:r>
+        <w:rPr>
+          <w:b/>
+          <w:sz w:val="22"/>
+        </w:rPr>
+        <w:drawing>
+          <wp:inline distT="0" distB="0" distL="0" distR="0" wp14:anchorId="2CCE7ADD" wp14:editId="0559F6F6">
+            <wp:extent cx="5157368" cy="2400300"/>
+            <wp:effectExtent l="0" t="0" r="5715" b="0"/>
+            <wp:docPr id="1081001741" name="그림 6"/>
+            <wp:cNvGraphicFramePr>
+              <a:graphicFrameLocks xmlns:a="http://schemas.openxmlformats.org/drawingml/2006/main" noChangeAspect="1"/>
+            </wp:cNvGraphicFramePr>
+            <a:graphic xmlns:a="http://schemas.openxmlformats.org/drawingml/2006/main">
+              <a:graphicData uri="http://schemas.openxmlformats.org/drawingml/2006/picture">
+                <pic:pic xmlns:pic="http://schemas.openxmlformats.org/drawingml/2006/picture">
+                  <pic:nvPicPr>
+                    <pic:cNvPr id="0" name="Picture 30"/>
+                    <pic:cNvPicPr>
+                      <a:picLocks noChangeAspect="1" noChangeArrowheads="1"/>
+                    </pic:cNvPicPr>
+                  </pic:nvPicPr>
+                  <pic:blipFill>
+                    <a:blip r:embed="rId20">
+                      <a:extLst>
+                        <a:ext uri="{28A0092B-C50C-407E-A947-70E740481C1C}">
+                          <a14:useLocalDpi xmlns:a14="http://schemas.microsoft.com/office/drawing/2010/main" val="0"/>
+                        </a:ext>
+                      </a:extLst>
+                    </a:blip>
+                    <a:srcRect/>
+                    <a:stretch>
+                      <a:fillRect/>
+                    </a:stretch>
+                  </pic:blipFill>
+                  <pic:spPr bwMode="auto">
+                    <a:xfrm>
+                      <a:off x="0" y="0"/>
+                      <a:ext cx="5172774" cy="2407470"/>
+                    </a:xfrm>
+                    <a:prstGeom prst="rect">
+                      <a:avLst/>
+                    </a:prstGeom>
+                    <a:noFill/>
+                    <a:ln>
+                      <a:noFill/>
+                    </a:ln>
+                  </pic:spPr>
+                </pic:pic>
+              </a:graphicData>
+            </a:graphic>
+          </wp:inline>
+        </w:drawing>
+      </w:r>
+    </w:p>
+    <w:p>
+      <w:pPr>
+        <w:jc w:val="left"/>
+        <w:rPr>
+          <w:b/>
+          <w:sz w:val="22"/>
+        </w:rPr>
+      </w:pPr>
+    </w:p>
+    <w:p>
+      <w:pPr>
+        <w:widowControl/>
+        <w:wordWrap/>
+        <w:autoSpaceDE/>
+        <w:autoSpaceDN/>
+        <w:rPr>
+          <w:b/>
+          <w:sz w:val="22"/>
+        </w:rPr>
+      </w:pPr>
+      <w:r>
+        <w:rPr>
+          <w:b/>
+          <w:sz w:val="22"/>
+        </w:rPr>
+        <w:br w:type="page"/>
+      </w:r>
+    </w:p>
+    <w:p>
+      <w:pPr>
+        <w:jc w:val="left"/>
+        <w:rPr>
+          <w:b/>
+          <w:sz w:val="22"/>
+        </w:rPr>
+      </w:pPr>
+      <w:r>
+        <w:rPr>
+          <w:b/>
+          <w:sz w:val="22"/>
+        </w:rPr>
+        <w:lastRenderedPageBreak/>
+        <w:t>Albedo를 읽는 format으로 DXGI_FORMAT_R8G8B8A8_UNORM_SRGBORM</w:t>
+      </w:r>
+    </w:p>
+    <w:p>
+      <w:pPr>
+        <w:jc w:val="left"/>
+        <w:rPr>
+          <w:b/>
+          <w:sz w:val="22"/>
+        </w:rPr>
+      </w:pPr>
+      <w:r>
+        <w:rPr>
           <w:rFonts w:hint="eastAsia"/>
           <w:b/>
           <w:sz w:val="22"/>
         </w:rPr>
-      </w:pPr>
+        <w:t xml:space="preserve">Albedo이외의 </w:t>
+      </w:r>
+      <w:proofErr w:type="spellStart"/>
+      <w:r>
+        <w:rPr>
+          <w:rFonts w:hint="eastAsia"/>
+          <w:b/>
+          <w:sz w:val="22"/>
+        </w:rPr>
+        <w:t>텍스쳐</w:t>
+      </w:r>
+      <w:proofErr w:type="spellEnd"/>
+      <w:r>
+        <w:rPr>
+          <w:rFonts w:hint="eastAsia"/>
+          <w:b/>
+          <w:sz w:val="22"/>
+        </w:rPr>
+        <w:t xml:space="preserve"> 데이터는</w:t>
+      </w:r>
+      <w:r>
+        <w:rPr>
+          <w:b/>
+          <w:sz w:val="22"/>
+        </w:rPr>
+        <w:t xml:space="preserve"> 다른 format으로 </w:t>
+      </w:r>
+      <w:proofErr w:type="spellStart"/>
+      <w:r>
+        <w:rPr>
+          <w:b/>
+          <w:sz w:val="22"/>
+        </w:rPr>
+        <w:t>읽어야</w:t>
+      </w:r>
+      <w:r>
+        <w:rPr>
+          <w:rFonts w:hint="eastAsia"/>
+          <w:b/>
+          <w:sz w:val="22"/>
+        </w:rPr>
+        <w:t>했습니다</w:t>
+      </w:r>
+      <w:proofErr w:type="spellEnd"/>
+      <w:r>
+        <w:rPr>
+          <w:rFonts w:hint="eastAsia"/>
+          <w:b/>
+          <w:sz w:val="22"/>
+        </w:rPr>
+        <w:t>.</w:t>
+      </w:r>
+      <w:r>
+        <w:rPr>
+          <w:b/>
+          <w:sz w:val="22"/>
+        </w:rPr>
+        <w:t xml:space="preserve"> </w:t>
+      </w:r>
     </w:p>
     <w:p>
       <w:pPr>
@@ -1286,11 +2217,179 @@
           <w:sz w:val="22"/>
         </w:rPr>
       </w:pPr>
+      <w:r>
+        <w:rPr>
+          <w:rFonts w:hint="eastAsia"/>
+          <w:b/>
+          <w:sz w:val="22"/>
+        </w:rPr>
+        <w:t xml:space="preserve">왜냐하면, </w:t>
+      </w:r>
+      <w:r>
+        <w:rPr>
+          <w:b/>
+          <w:sz w:val="22"/>
+        </w:rPr>
+        <w:t>DXGI_FORMAT_R8G8B8A8_UNORM sRGB 보정이 들어가면 실제보다 낮게 표현되</w:t>
+      </w:r>
+      <w:r>
+        <w:rPr>
+          <w:rFonts w:hint="eastAsia"/>
+          <w:b/>
+          <w:sz w:val="22"/>
+        </w:rPr>
+        <w:t>기에</w:t>
+      </w:r>
     </w:p>
     <w:p>
       <w:pPr>
         <w:jc w:val="left"/>
         <w:rPr>
+          <w:b/>
+          <w:sz w:val="22"/>
+        </w:rPr>
+      </w:pPr>
+      <w:r>
+        <w:rPr>
+          <w:b/>
+          <w:sz w:val="22"/>
+        </w:rPr>
+        <w:t>T</w:t>
+      </w:r>
+      <w:r>
+        <w:rPr>
+          <w:rFonts w:hint="eastAsia"/>
+          <w:b/>
+          <w:sz w:val="22"/>
+        </w:rPr>
+        <w:t xml:space="preserve">exture를 읽는 함수에 </w:t>
+      </w:r>
+      <w:proofErr w:type="spellStart"/>
+      <w:r>
+        <w:rPr>
+          <w:rFonts w:hint="eastAsia"/>
+          <w:b/>
+          <w:sz w:val="22"/>
+        </w:rPr>
+        <w:t>is_srgb</w:t>
+      </w:r>
+      <w:proofErr w:type="spellEnd"/>
+      <w:r>
+        <w:rPr>
+          <w:rFonts w:hint="eastAsia"/>
+          <w:b/>
+          <w:sz w:val="22"/>
+        </w:rPr>
+        <w:t xml:space="preserve">라는 flag를 붙여 데이터인 </w:t>
+      </w:r>
+      <w:proofErr w:type="spellStart"/>
+      <w:r>
+        <w:rPr>
+          <w:rFonts w:hint="eastAsia"/>
+          <w:b/>
+          <w:sz w:val="22"/>
+        </w:rPr>
+        <w:t>텍스쳐는</w:t>
+      </w:r>
+      <w:proofErr w:type="spellEnd"/>
+      <w:r>
+        <w:rPr>
+          <w:rFonts w:hint="eastAsia"/>
+          <w:b/>
+          <w:sz w:val="22"/>
+        </w:rPr>
+        <w:t xml:space="preserve"> format을 </w:t>
+      </w:r>
+      <w:r>
+        <w:rPr>
+          <w:b/>
+          <w:sz w:val="22"/>
+        </w:rPr>
+        <w:t>DXGI_FORMAT_R8G8B8A8_UNORM</w:t>
+      </w:r>
+      <w:r>
+        <w:rPr>
+          <w:rFonts w:hint="eastAsia"/>
+          <w:b/>
+          <w:sz w:val="22"/>
+        </w:rPr>
+        <w:t xml:space="preserve">로 읽어 데이터가 변하지 않게 </w:t>
+      </w:r>
+      <w:proofErr w:type="spellStart"/>
+      <w:r>
+        <w:rPr>
+          <w:rFonts w:hint="eastAsia"/>
+          <w:b/>
+          <w:sz w:val="22"/>
+        </w:rPr>
+        <w:t>쉐이더로</w:t>
+      </w:r>
+      <w:proofErr w:type="spellEnd"/>
+      <w:r>
+        <w:rPr>
+          <w:rFonts w:hint="eastAsia"/>
+          <w:b/>
+          <w:sz w:val="22"/>
+        </w:rPr>
+        <w:t xml:space="preserve"> 전달되게 하였습니다.</w:t>
+      </w:r>
+    </w:p>
+    <w:p>
+      <w:pPr>
+        <w:jc w:val="left"/>
+        <w:rPr>
+          <w:rFonts w:hint="eastAsia"/>
+          <w:b/>
+          <w:sz w:val="22"/>
+        </w:rPr>
+      </w:pPr>
+      <w:r>
+        <w:rPr>
+          <w:b/>
+          <w:sz w:val="22"/>
+        </w:rPr>
+        <w:drawing>
+          <wp:inline distT="0" distB="0" distL="0" distR="0" wp14:anchorId="1469AA1A" wp14:editId="0182398F">
+            <wp:extent cx="6645910" cy="2578100"/>
+            <wp:effectExtent l="0" t="0" r="2540" b="0"/>
+            <wp:docPr id="572713661" name="그림 1"/>
+            <wp:cNvGraphicFramePr>
+              <a:graphicFrameLocks xmlns:a="http://schemas.openxmlformats.org/drawingml/2006/main" noChangeAspect="1"/>
+            </wp:cNvGraphicFramePr>
+            <a:graphic xmlns:a="http://schemas.openxmlformats.org/drawingml/2006/main">
+              <a:graphicData uri="http://schemas.openxmlformats.org/drawingml/2006/picture">
+                <pic:pic xmlns:pic="http://schemas.openxmlformats.org/drawingml/2006/picture">
+                  <pic:nvPicPr>
+                    <pic:cNvPr id="572713661" name=""/>
+                    <pic:cNvPicPr/>
+                  </pic:nvPicPr>
+                  <pic:blipFill>
+                    <a:blip r:embed="rId21"/>
+                    <a:stretch>
+                      <a:fillRect/>
+                    </a:stretch>
+                  </pic:blipFill>
+                  <pic:spPr>
+                    <a:xfrm>
+                      <a:off x="0" y="0"/>
+                      <a:ext cx="6645910" cy="2578100"/>
+                    </a:xfrm>
+                    <a:prstGeom prst="rect">
+                      <a:avLst/>
+                    </a:prstGeom>
+                  </pic:spPr>
+                </pic:pic>
+              </a:graphicData>
+            </a:graphic>
+          </wp:inline>
+        </w:drawing>
+      </w:r>
+    </w:p>
+    <w:p>
+      <w:pPr>
+        <w:jc w:val="left"/>
+        <w:rPr>
+          <w:rFonts w:hint="eastAsia"/>
           <w:b/>
           <w:sz w:val="22"/>
         </w:rPr>

--- a/작업일지/31주차.docx
+++ b/작업일지/31주차.docx
@@ -73,17 +73,8 @@
                 <w:rFonts w:hint="eastAsia"/>
                 <w:szCs w:val="20"/>
               </w:rPr>
-              <w:t xml:space="preserve">2021180009 </w:t>
+              <w:t>2021180009 박경준</w:t>
             </w:r>
-            <w:proofErr w:type="spellStart"/>
-            <w:r>
-              <w:rPr>
-                <w:rFonts w:hint="eastAsia"/>
-                <w:szCs w:val="20"/>
-              </w:rPr>
-              <w:t>박경준</w:t>
-            </w:r>
-            <w:proofErr w:type="spellEnd"/>
             <w:r>
               <w:rPr>
                 <w:szCs w:val="20"/>
@@ -119,7 +110,6 @@
                 <w:sz w:val="22"/>
               </w:rPr>
             </w:pPr>
-            <w:proofErr w:type="spellStart"/>
             <w:r>
               <w:rPr>
                 <w:rFonts w:hint="eastAsia"/>
@@ -128,7 +118,6 @@
               </w:rPr>
               <w:t>팀명</w:t>
             </w:r>
-            <w:proofErr w:type="spellEnd"/>
           </w:p>
         </w:tc>
         <w:tc>
@@ -527,14 +516,6 @@
             </w:hyperlink>
           </w:p>
           <w:p>
-            <w:pPr>
-              <w:rPr>
-                <w:rFonts w:ascii="맑은 고딕" w:eastAsia="맑은 고딕" w:hAnsi="맑은 고딕" w:hint="eastAsia"/>
-                <w:b/>
-                <w:bCs/>
-                <w:u w:val="single"/>
-              </w:rPr>
-            </w:pPr>
             <w:hyperlink r:id="rId10" w:history="1">
               <w:r>
                 <w:rPr>
@@ -592,6 +573,147 @@
               </w:r>
             </w:hyperlink>
           </w:p>
+          <w:p>
+            <w:pPr>
+              <w:rPr>
+                <w:rFonts w:ascii="맑은 고딕" w:eastAsia="맑은 고딕" w:hAnsi="맑은 고딕"/>
+                <w:b/>
+                <w:bCs/>
+                <w:u w:val="single"/>
+              </w:rPr>
+            </w:pPr>
+            <w:hyperlink r:id="rId11" w:history="1">
+              <w:r>
+                <w:rPr>
+                  <w:rStyle w:val="a6"/>
+                  <w:rFonts w:ascii="맑은 고딕" w:eastAsia="맑은 고딕" w:hAnsi="맑은 고딕" w:hint="eastAsia"/>
+                  <w:b/>
+                  <w:bCs/>
+                </w:rPr>
+                <w:t xml:space="preserve">NPC </w:t>
+              </w:r>
+              <w:r>
+                <w:rPr>
+                  <w:rStyle w:val="a6"/>
+                  <w:rFonts w:ascii="맑은 고딕" w:eastAsia="맑은 고딕" w:hAnsi="맑은 고딕"/>
+                  <w:b/>
+                  <w:bCs/>
+                </w:rPr>
+                <w:t>공격</w:t>
+              </w:r>
+              <w:r>
+                <w:rPr>
+                  <w:rStyle w:val="a6"/>
+                  <w:rFonts w:ascii="맑은 고딕" w:eastAsia="맑은 고딕" w:hAnsi="맑은 고딕" w:hint="eastAsia"/>
+                  <w:b/>
+                  <w:bCs/>
+                </w:rPr>
+                <w:t xml:space="preserve"> BTNode </w:t>
+              </w:r>
+              <w:r>
+                <w:rPr>
+                  <w:rStyle w:val="a6"/>
+                  <w:rFonts w:ascii="맑은 고딕" w:eastAsia="맑은 고딕" w:hAnsi="맑은 고딕"/>
+                  <w:b/>
+                  <w:bCs/>
+                </w:rPr>
+                <w:t>수정</w:t>
+              </w:r>
+            </w:hyperlink>
+          </w:p>
+          <w:p>
+            <w:pPr>
+              <w:rPr>
+                <w:rFonts w:ascii="맑은 고딕" w:eastAsia="맑은 고딕" w:hAnsi="맑은 고딕" w:hint="eastAsia"/>
+                <w:b/>
+                <w:bCs/>
+                <w:u w:val="single"/>
+              </w:rPr>
+            </w:pPr>
+            <w:hyperlink r:id="rId12" w:history="1">
+              <w:r>
+                <w:rPr>
+                  <w:rStyle w:val="a6"/>
+                  <w:rFonts w:ascii="맑은 고딕" w:eastAsia="맑은 고딕" w:hAnsi="맑은 고딕"/>
+                  <w:b/>
+                  <w:bCs/>
+                </w:rPr>
+                <w:t>클라이언트</w:t>
+              </w:r>
+              <w:r>
+                <w:rPr>
+                  <w:rStyle w:val="a6"/>
+                  <w:rFonts w:ascii="맑은 고딕" w:eastAsia="맑은 고딕" w:hAnsi="맑은 고딕" w:hint="eastAsia"/>
+                  <w:b/>
+                  <w:bCs/>
+                </w:rPr>
+                <w:t xml:space="preserve"> </w:t>
+              </w:r>
+              <w:r>
+                <w:rPr>
+                  <w:rStyle w:val="a6"/>
+                  <w:rFonts w:ascii="맑은 고딕" w:eastAsia="맑은 고딕" w:hAnsi="맑은 고딕"/>
+                  <w:b/>
+                  <w:bCs/>
+                </w:rPr>
+                <w:t>보스</w:t>
+              </w:r>
+              <w:r>
+                <w:rPr>
+                  <w:rStyle w:val="a6"/>
+                  <w:rFonts w:ascii="맑은 고딕" w:eastAsia="맑은 고딕" w:hAnsi="맑은 고딕" w:hint="eastAsia"/>
+                  <w:b/>
+                  <w:bCs/>
+                </w:rPr>
+                <w:t xml:space="preserve"> </w:t>
+              </w:r>
+              <w:r>
+                <w:rPr>
+                  <w:rStyle w:val="a6"/>
+                  <w:rFonts w:ascii="맑은 고딕" w:eastAsia="맑은 고딕" w:hAnsi="맑은 고딕"/>
+                  <w:b/>
+                  <w:bCs/>
+                </w:rPr>
+                <w:t>생성</w:t>
+              </w:r>
+              <w:r>
+                <w:rPr>
+                  <w:rStyle w:val="a6"/>
+                  <w:rFonts w:ascii="맑은 고딕" w:eastAsia="맑은 고딕" w:hAnsi="맑은 고딕" w:hint="eastAsia"/>
+                  <w:b/>
+                  <w:bCs/>
+                </w:rPr>
+                <w:t xml:space="preserve"> </w:t>
+              </w:r>
+              <w:r>
+                <w:rPr>
+                  <w:rStyle w:val="a6"/>
+                  <w:rFonts w:ascii="맑은 고딕" w:eastAsia="맑은 고딕" w:hAnsi="맑은 고딕"/>
+                  <w:b/>
+                  <w:bCs/>
+                </w:rPr>
+                <w:t>버그</w:t>
+              </w:r>
+              <w:r>
+                <w:rPr>
+                  <w:rStyle w:val="a6"/>
+                  <w:rFonts w:ascii="맑은 고딕" w:eastAsia="맑은 고딕" w:hAnsi="맑은 고딕" w:hint="eastAsia"/>
+                  <w:b/>
+                  <w:bCs/>
+                </w:rPr>
+                <w:t xml:space="preserve"> </w:t>
+              </w:r>
+              <w:r>
+                <w:rPr>
+                  <w:rStyle w:val="a6"/>
+                  <w:rFonts w:ascii="맑은 고딕" w:eastAsia="맑은 고딕" w:hAnsi="맑은 고딕"/>
+                  <w:b/>
+                  <w:bCs/>
+                </w:rPr>
+                <w:t>해결</w:t>
+              </w:r>
+            </w:hyperlink>
+          </w:p>
         </w:tc>
       </w:tr>
     </w:tbl>
@@ -636,27 +758,7 @@
           <w:sz w:val="24"/>
           <w:szCs w:val="24"/>
         </w:rPr>
-        <w:t xml:space="preserve">파츠별로 뼈대가 있는 </w:t>
-      </w:r>
-      <w:proofErr w:type="spellStart"/>
-      <w:r>
-        <w:rPr>
-          <w:b/>
-          <w:bCs/>
-          <w:sz w:val="24"/>
-          <w:szCs w:val="24"/>
-        </w:rPr>
-        <w:t>메시들</w:t>
-      </w:r>
-      <w:proofErr w:type="spellEnd"/>
-      <w:r>
-        <w:rPr>
-          <w:b/>
-          <w:bCs/>
-          <w:sz w:val="24"/>
-          <w:szCs w:val="24"/>
-        </w:rPr>
-        <w:t xml:space="preserve"> 애니메이션 렌더링 완료</w:t>
+        <w:t>파츠별로 뼈대가 있는 메시들 애니메이션 렌더링 완료</w:t>
       </w:r>
     </w:p>
     <w:p>
@@ -707,7 +809,7 @@
                     </pic:cNvPicPr>
                   </pic:nvPicPr>
                   <pic:blipFill>
-                    <a:blip r:embed="rId11">
+                    <a:blip r:embed="rId13">
                       <a:extLst>
                         <a:ext uri="{28A0092B-C50C-407E-A947-70E740481C1C}">
                           <a14:useLocalDpi xmlns:a14="http://schemas.microsoft.com/office/drawing/2010/main" val="0"/>
@@ -743,55 +845,7 @@
           <w:b/>
           <w:sz w:val="22"/>
         </w:rPr>
-        <w:t xml:space="preserve">본 </w:t>
-      </w:r>
-      <w:proofErr w:type="spellStart"/>
-      <w:r>
-        <w:rPr>
-          <w:b/>
-          <w:sz w:val="22"/>
-        </w:rPr>
-        <w:t>골렘</w:t>
-      </w:r>
-      <w:proofErr w:type="spellEnd"/>
-      <w:r>
-        <w:rPr>
-          <w:b/>
-          <w:sz w:val="22"/>
-        </w:rPr>
-        <w:t xml:space="preserve"> </w:t>
-      </w:r>
-      <w:proofErr w:type="spellStart"/>
-      <w:r>
-        <w:rPr>
-          <w:b/>
-          <w:sz w:val="22"/>
-        </w:rPr>
-        <w:t>glTF</w:t>
-      </w:r>
-      <w:proofErr w:type="spellEnd"/>
-      <w:r>
-        <w:rPr>
-          <w:b/>
-          <w:sz w:val="22"/>
-        </w:rPr>
-        <w:t xml:space="preserve"> 메시 새로 추출 및 본 </w:t>
-      </w:r>
-      <w:proofErr w:type="spellStart"/>
-      <w:r>
-        <w:rPr>
-          <w:b/>
-          <w:sz w:val="22"/>
-        </w:rPr>
-        <w:t>골렘</w:t>
-      </w:r>
-      <w:proofErr w:type="spellEnd"/>
-      <w:r>
-        <w:rPr>
-          <w:b/>
-          <w:sz w:val="22"/>
-        </w:rPr>
-        <w:t xml:space="preserve"> 같은 애들을 위한 마스터 스켈레톤 방식 적용 완료</w:t>
+        <w:t>본 골렘 glTF 메시 새로 추출 및 본 골렘 같은 애들을 위한 마스터 스켈레톤 방식 적용 완료</w:t>
       </w:r>
     </w:p>
     <w:p>
@@ -842,7 +896,7 @@
                     </pic:cNvPicPr>
                   </pic:nvPicPr>
                   <pic:blipFill>
-                    <a:blip r:embed="rId12">
+                    <a:blip r:embed="rId14">
                       <a:extLst>
                         <a:ext uri="{28A0092B-C50C-407E-A947-70E740481C1C}">
                           <a14:useLocalDpi xmlns:a14="http://schemas.microsoft.com/office/drawing/2010/main" val="0"/>
@@ -893,39 +947,7 @@
           <w:b/>
           <w:sz w:val="22"/>
         </w:rPr>
-        <w:t xml:space="preserve">기존 본 </w:t>
-      </w:r>
-      <w:proofErr w:type="spellStart"/>
-      <w:r>
-        <w:rPr>
-          <w:b/>
-          <w:sz w:val="22"/>
-        </w:rPr>
-        <w:t>골렘을</w:t>
-      </w:r>
-      <w:proofErr w:type="spellEnd"/>
-      <w:r>
-        <w:rPr>
-          <w:b/>
-          <w:sz w:val="22"/>
-        </w:rPr>
-        <w:t xml:space="preserve"> </w:t>
-      </w:r>
-      <w:proofErr w:type="gramStart"/>
-      <w:r>
-        <w:rPr>
-          <w:b/>
-          <w:sz w:val="22"/>
-        </w:rPr>
-        <w:t>추출 할</w:t>
-      </w:r>
-      <w:proofErr w:type="gramEnd"/>
-      <w:r>
-        <w:rPr>
-          <w:b/>
-          <w:sz w:val="22"/>
-        </w:rPr>
-        <w:t xml:space="preserve"> 때 월드 위치가 잘못된 것이었음</w:t>
+        <w:t>기존 본 골렘을 추출 할 때 월드 위치가 잘못된 것이었음</w:t>
       </w:r>
     </w:p>
     <w:p>
@@ -961,7 +983,7 @@
                     </pic:cNvPicPr>
                   </pic:nvPicPr>
                   <pic:blipFill>
-                    <a:blip r:embed="rId13">
+                    <a:blip r:embed="rId15">
                       <a:extLst>
                         <a:ext uri="{28A0092B-C50C-407E-A947-70E740481C1C}">
                           <a14:useLocalDpi xmlns:a14="http://schemas.microsoft.com/office/drawing/2010/main" val="0"/>
@@ -1006,144 +1028,23 @@
           <w:b/>
           <w:sz w:val="22"/>
         </w:rPr>
-        <w:t xml:space="preserve">원래는 이렇게 </w:t>
-      </w:r>
-      <w:proofErr w:type="spellStart"/>
-      <w:proofErr w:type="gramStart"/>
-      <w:r>
-        <w:rPr>
-          <w:b/>
-          <w:sz w:val="22"/>
-        </w:rPr>
-        <w:t>x,y</w:t>
-      </w:r>
-      <w:proofErr w:type="gramEnd"/>
-      <w:r>
-        <w:rPr>
-          <w:b/>
-          <w:sz w:val="22"/>
-        </w:rPr>
-        <w:t>,z</w:t>
-      </w:r>
-      <w:proofErr w:type="spellEnd"/>
-      <w:r>
-        <w:rPr>
-          <w:b/>
-          <w:sz w:val="22"/>
-        </w:rPr>
-        <w:t xml:space="preserve"> </w:t>
-      </w:r>
-      <w:proofErr w:type="spellStart"/>
-      <w:r>
-        <w:rPr>
-          <w:b/>
-          <w:sz w:val="22"/>
-        </w:rPr>
-        <w:t>기즈모가</w:t>
-      </w:r>
-      <w:proofErr w:type="spellEnd"/>
-      <w:r>
-        <w:rPr>
-          <w:b/>
-          <w:sz w:val="22"/>
-        </w:rPr>
-        <w:t xml:space="preserve"> 표시된 곳이 원점이다.</w:t>
-      </w:r>
-    </w:p>
-    <w:p>
-      <w:pPr>
-        <w:jc w:val="left"/>
-        <w:rPr>
-          <w:b/>
-          <w:sz w:val="22"/>
-        </w:rPr>
-      </w:pPr>
-      <w:r>
-        <w:rPr>
-          <w:b/>
-          <w:sz w:val="22"/>
-        </w:rPr>
-        <w:t xml:space="preserve">이는 우리가 선택한 오브젝트를 </w:t>
-      </w:r>
-      <w:proofErr w:type="spellStart"/>
-      <w:r>
-        <w:rPr>
-          <w:b/>
-          <w:sz w:val="22"/>
-        </w:rPr>
-        <w:t>언리얼에서</w:t>
-      </w:r>
-      <w:proofErr w:type="spellEnd"/>
-      <w:r>
-        <w:rPr>
-          <w:b/>
-          <w:sz w:val="22"/>
-        </w:rPr>
-        <w:t xml:space="preserve"> </w:t>
-      </w:r>
-      <w:proofErr w:type="spellStart"/>
-      <w:r>
-        <w:rPr>
-          <w:b/>
-          <w:sz w:val="22"/>
-        </w:rPr>
-        <w:t>익스포트하면</w:t>
-      </w:r>
-      <w:proofErr w:type="spellEnd"/>
-      <w:r>
-        <w:rPr>
-          <w:b/>
-          <w:sz w:val="22"/>
-        </w:rPr>
-        <w:t xml:space="preserve"> </w:t>
-      </w:r>
-      <w:proofErr w:type="spellStart"/>
-      <w:r>
-        <w:rPr>
-          <w:b/>
-          <w:sz w:val="22"/>
-        </w:rPr>
-        <w:t>언리얼</w:t>
-      </w:r>
-      <w:proofErr w:type="spellEnd"/>
-      <w:r>
-        <w:rPr>
-          <w:b/>
-          <w:sz w:val="22"/>
-        </w:rPr>
-        <w:t xml:space="preserve"> 월드 상의 월드 포지션이 기준이 되어버려서 만약 5000,0,480 같이 이상한 곳에 만들고 </w:t>
-      </w:r>
-      <w:proofErr w:type="spellStart"/>
-      <w:r>
-        <w:rPr>
-          <w:b/>
-          <w:sz w:val="22"/>
-        </w:rPr>
-        <w:t>익스포트</w:t>
-      </w:r>
-      <w:proofErr w:type="spellEnd"/>
-      <w:r>
-        <w:rPr>
-          <w:b/>
-          <w:sz w:val="22"/>
-        </w:rPr>
-        <w:t xml:space="preserve"> 하면 원점이 틀어져버려서 애니메이션을 </w:t>
-      </w:r>
-      <w:proofErr w:type="spellStart"/>
-      <w:r>
-        <w:rPr>
-          <w:b/>
-          <w:sz w:val="22"/>
-        </w:rPr>
-        <w:t>로드할</w:t>
-      </w:r>
-      <w:proofErr w:type="spellEnd"/>
-      <w:r>
-        <w:rPr>
-          <w:b/>
-          <w:sz w:val="22"/>
-        </w:rPr>
-        <w:t xml:space="preserve"> 때 문제가 발생함</w:t>
+        <w:t>원래는 이렇게 x,y,z 기즈모가 표시된 곳이 원점이다.</w:t>
+      </w:r>
+    </w:p>
+    <w:p>
+      <w:pPr>
+        <w:jc w:val="left"/>
+        <w:rPr>
+          <w:b/>
+          <w:sz w:val="22"/>
+        </w:rPr>
+      </w:pPr>
+      <w:r>
+        <w:rPr>
+          <w:b/>
+          <w:sz w:val="22"/>
+        </w:rPr>
+        <w:t>이는 우리가 선택한 오브젝트를 언리얼에서 익스포트하면 언리얼 월드 상의 월드 포지션이 기준이 되어버려서 만약 5000,0,480 같이 이상한 곳에 만들고 익스포트 하면 원점이 틀어져버려서 애니메이션을 로드할 때 문제가 발생함</w:t>
       </w:r>
     </w:p>
     <w:p>
@@ -1199,53 +1100,12 @@
           <w:sz w:val="22"/>
         </w:rPr>
       </w:pPr>
-      <w:proofErr w:type="spellStart"/>
-      <w:r>
-        <w:rPr>
-          <w:b/>
-          <w:sz w:val="22"/>
-        </w:rPr>
-        <w:t>animationcomponent</w:t>
-      </w:r>
-      <w:proofErr w:type="spellEnd"/>
-      <w:r>
-        <w:rPr>
-          <w:b/>
-          <w:sz w:val="22"/>
-        </w:rPr>
-        <w:t xml:space="preserve">에 void </w:t>
-      </w:r>
-      <w:proofErr w:type="spellStart"/>
-      <w:r>
-        <w:rPr>
-          <w:b/>
-          <w:sz w:val="22"/>
-        </w:rPr>
-        <w:t>set_anim_speed</w:t>
-      </w:r>
-      <w:proofErr w:type="spellEnd"/>
-      <w:r>
-        <w:rPr>
-          <w:b/>
-          <w:sz w:val="22"/>
-        </w:rPr>
-        <w:t xml:space="preserve">(float </w:t>
-      </w:r>
-      <w:proofErr w:type="spellStart"/>
-      <w:r>
-        <w:rPr>
-          <w:b/>
-          <w:sz w:val="22"/>
-        </w:rPr>
-        <w:t>wantSpeed</w:t>
-      </w:r>
-      <w:proofErr w:type="spellEnd"/>
-      <w:r>
-        <w:rPr>
-          <w:b/>
-          <w:sz w:val="22"/>
-        </w:rPr>
-        <w:t>); 함수를 추가하였다.</w:t>
+      <w:r>
+        <w:rPr>
+          <w:b/>
+          <w:sz w:val="22"/>
+        </w:rPr>
+        <w:t>animationcomponent에 void set_anim_speed(float wantSpeed); 함수를 추가하였다.</w:t>
       </w:r>
     </w:p>
     <w:p>
@@ -1280,7 +1140,7 @@
                     </pic:cNvPicPr>
                   </pic:nvPicPr>
                   <pic:blipFill>
-                    <a:blip r:embed="rId14">
+                    <a:blip r:embed="rId16">
                       <a:extLst>
                         <a:ext uri="{28A0092B-C50C-407E-A947-70E740481C1C}">
                           <a14:useLocalDpi xmlns:a14="http://schemas.microsoft.com/office/drawing/2010/main" val="0"/>
@@ -1369,7 +1229,7 @@
                     </pic:cNvPicPr>
                   </pic:nvPicPr>
                   <pic:blipFill>
-                    <a:blip r:embed="rId15">
+                    <a:blip r:embed="rId17">
                       <a:extLst>
                         <a:ext uri="{28A0092B-C50C-407E-A947-70E740481C1C}">
                           <a14:useLocalDpi xmlns:a14="http://schemas.microsoft.com/office/drawing/2010/main" val="0"/>
@@ -1414,39 +1274,7 @@
           <w:b/>
           <w:sz w:val="22"/>
         </w:rPr>
-        <w:t xml:space="preserve">업데이트 부분 초반부에서 </w:t>
-      </w:r>
-      <w:proofErr w:type="spellStart"/>
-      <w:r>
-        <w:rPr>
-          <w:b/>
-          <w:sz w:val="22"/>
-        </w:rPr>
-        <w:t>deltaTime</w:t>
-      </w:r>
-      <w:proofErr w:type="spellEnd"/>
-      <w:r>
-        <w:rPr>
-          <w:b/>
-          <w:sz w:val="22"/>
-        </w:rPr>
-        <w:t>에 곱해주면서 속도를 적용한다. 이 방식을 통해 속도를 조절하면 해당 애니메이션의 특정 초 키 프레임에 충돌체를 생성하거나 하는 작업은 기존과 동일하게 작동할 수 있다. → 바깥에서는 _</w:t>
-      </w:r>
-      <w:proofErr w:type="spellStart"/>
-      <w:r>
-        <w:rPr>
-          <w:b/>
-          <w:sz w:val="22"/>
-        </w:rPr>
-        <w:t>nowAnimationTime</w:t>
-      </w:r>
-      <w:proofErr w:type="spellEnd"/>
-      <w:r>
-        <w:rPr>
-          <w:b/>
-          <w:sz w:val="22"/>
-        </w:rPr>
-        <w:t xml:space="preserve"> 변수를 확인하여 동작하기 때문이다.</w:t>
+        <w:t>업데이트 부분 초반부에서 deltaTime에 곱해주면서 속도를 적용한다. 이 방식을 통해 속도를 조절하면 해당 애니메이션의 특정 초 키 프레임에 충돌체를 생성하거나 하는 작업은 기존과 동일하게 작동할 수 있다. → 바깥에서는 _nowAnimationTime 변수를 확인하여 동작하기 때문이다.</w:t>
       </w:r>
     </w:p>
     <w:p>
@@ -1488,6 +1316,7 @@
       <w:r>
         <w:rPr>
           <w:b/>
+          <w:noProof/>
           <w:sz w:val="22"/>
         </w:rPr>
         <w:lastRenderedPageBreak/>
@@ -1509,7 +1338,7 @@
                     </pic:cNvPicPr>
                   </pic:nvPicPr>
                   <pic:blipFill>
-                    <a:blip r:embed="rId16">
+                    <a:blip r:embed="rId18">
                       <a:extLst>
                         <a:ext uri="{28A0092B-C50C-407E-A947-70E740481C1C}">
                           <a14:useLocalDpi xmlns:a14="http://schemas.microsoft.com/office/drawing/2010/main" val="0"/>
@@ -1607,6 +1436,7 @@
       <w:r>
         <w:rPr>
           <w:b/>
+          <w:noProof/>
           <w:sz w:val="22"/>
         </w:rPr>
         <w:drawing>
@@ -1627,7 +1457,7 @@
                     </pic:cNvPicPr>
                   </pic:nvPicPr>
                   <pic:blipFill>
-                    <a:blip r:embed="rId17">
+                    <a:blip r:embed="rId19">
                       <a:extLst>
                         <a:ext uri="{28A0092B-C50C-407E-A947-70E740481C1C}">
                           <a14:useLocalDpi xmlns:a14="http://schemas.microsoft.com/office/drawing/2010/main" val="0"/>
@@ -1667,66 +1497,26 @@
           <w:sz w:val="22"/>
         </w:rPr>
       </w:pPr>
-      <w:proofErr w:type="spellStart"/>
-      <w:r>
-        <w:rPr>
-          <w:b/>
-          <w:sz w:val="22"/>
-        </w:rPr>
-        <w:t>lightManager</w:t>
-      </w:r>
-      <w:proofErr w:type="spellEnd"/>
-      <w:r>
-        <w:rPr>
-          <w:b/>
-          <w:sz w:val="22"/>
-        </w:rPr>
-        <w:t xml:space="preserve">에서 태양의 위치를 받아와 태양의 위치가 </w:t>
-      </w:r>
-      <w:proofErr w:type="spellStart"/>
-      <w:r>
-        <w:rPr>
-          <w:b/>
-          <w:sz w:val="22"/>
-        </w:rPr>
-        <w:t>바뀔때마다</w:t>
-      </w:r>
-      <w:proofErr w:type="spellEnd"/>
-      <w:r>
-        <w:rPr>
-          <w:b/>
-          <w:sz w:val="22"/>
-        </w:rPr>
-        <w:t xml:space="preserve"> </w:t>
-      </w:r>
-      <w:proofErr w:type="gramStart"/>
-      <w:r>
-        <w:rPr>
-          <w:b/>
-          <w:sz w:val="22"/>
-        </w:rPr>
-        <w:t>알맞는</w:t>
-      </w:r>
-      <w:proofErr w:type="gramEnd"/>
-      <w:r>
-        <w:rPr>
-          <w:b/>
-          <w:sz w:val="22"/>
-        </w:rPr>
-        <w:t xml:space="preserve"> 그림자를 렌더링할 수 있도록 하였습니다.</w:t>
-      </w:r>
-    </w:p>
-    <w:p>
-      <w:pPr>
-        <w:jc w:val="left"/>
-        <w:rPr>
-          <w:b/>
-          <w:sz w:val="22"/>
-        </w:rPr>
-      </w:pPr>
-      <w:r>
-        <w:rPr>
-          <w:b/>
+      <w:r>
+        <w:rPr>
+          <w:b/>
+          <w:sz w:val="22"/>
+        </w:rPr>
+        <w:t>lightManager에서 태양의 위치를 받아와 태양의 위치가 바뀔때마다 알맞는 그림자를 렌더링할 수 있도록 하였습니다.</w:t>
+      </w:r>
+    </w:p>
+    <w:p>
+      <w:pPr>
+        <w:jc w:val="left"/>
+        <w:rPr>
+          <w:b/>
+          <w:sz w:val="22"/>
+        </w:rPr>
+      </w:pPr>
+      <w:r>
+        <w:rPr>
+          <w:b/>
+          <w:noProof/>
           <w:sz w:val="22"/>
         </w:rPr>
         <w:drawing>
@@ -1747,7 +1537,7 @@
                     </pic:cNvPicPr>
                   </pic:nvPicPr>
                   <pic:blipFill>
-                    <a:blip r:embed="rId18">
+                    <a:blip r:embed="rId20">
                       <a:extLst>
                         <a:ext uri="{28A0092B-C50C-407E-A947-70E740481C1C}">
                           <a14:useLocalDpi xmlns:a14="http://schemas.microsoft.com/office/drawing/2010/main" val="0"/>
@@ -1792,55 +1582,23 @@
           <w:b/>
           <w:sz w:val="22"/>
         </w:rPr>
-        <w:t xml:space="preserve">그리고 그림자 반점과 </w:t>
-      </w:r>
-      <w:proofErr w:type="spellStart"/>
-      <w:r>
-        <w:rPr>
-          <w:b/>
-          <w:sz w:val="22"/>
-        </w:rPr>
-        <w:t>동떨어져있는</w:t>
-      </w:r>
-      <w:proofErr w:type="spellEnd"/>
-      <w:r>
-        <w:rPr>
-          <w:b/>
-          <w:sz w:val="22"/>
-        </w:rPr>
-        <w:t xml:space="preserve"> 비현실적인 그림자를 없애기 위해</w:t>
-      </w:r>
-    </w:p>
-    <w:p>
-      <w:pPr>
-        <w:jc w:val="left"/>
-        <w:rPr>
-          <w:b/>
-          <w:sz w:val="22"/>
-        </w:rPr>
-      </w:pPr>
-      <w:r>
-        <w:rPr>
-          <w:b/>
-          <w:sz w:val="22"/>
-        </w:rPr>
-        <w:t xml:space="preserve">Back-Face Depth Shadow Mapping을 사용하여 Shadow Pass Rasterizer를 D3D12_CULL_MODE_FRONT로 설정하여 앞면을 제거하고 뒷면의 </w:t>
-      </w:r>
-      <w:proofErr w:type="spellStart"/>
-      <w:r>
-        <w:rPr>
-          <w:b/>
-          <w:sz w:val="22"/>
-        </w:rPr>
-        <w:t>깊이값만</w:t>
-      </w:r>
-      <w:proofErr w:type="spellEnd"/>
-      <w:r>
-        <w:rPr>
-          <w:b/>
-          <w:sz w:val="22"/>
-        </w:rPr>
-        <w:t xml:space="preserve"> Shadow Map에 기록하였습니다. </w:t>
+        <w:t>그리고 그림자 반점과 동떨어져있는 비현실적인 그림자를 없애기 위해</w:t>
+      </w:r>
+    </w:p>
+    <w:p>
+      <w:pPr>
+        <w:jc w:val="left"/>
+        <w:rPr>
+          <w:b/>
+          <w:sz w:val="22"/>
+        </w:rPr>
+      </w:pPr>
+      <w:r>
+        <w:rPr>
+          <w:b/>
+          <w:sz w:val="22"/>
+        </w:rPr>
+        <w:t xml:space="preserve">Back-Face Depth Shadow Mapping을 사용하여 Shadow Pass Rasterizer를 D3D12_CULL_MODE_FRONT로 설정하여 앞면을 제거하고 뒷면의 깊이값만 Shadow Map에 기록하였습니다. </w:t>
       </w:r>
     </w:p>
     <w:p>
@@ -1857,49 +1615,8 @@
           <w:sz w:val="22"/>
         </w:rPr>
         <w:lastRenderedPageBreak/>
-        <w:t xml:space="preserve">float3 </w:t>
-      </w:r>
-      <w:proofErr w:type="spellStart"/>
-      <w:r>
-        <w:rPr>
-          <w:b/>
-          <w:sz w:val="22"/>
-        </w:rPr>
-        <w:t>offsetWorldPos</w:t>
-      </w:r>
-      <w:proofErr w:type="spellEnd"/>
-      <w:r>
-        <w:rPr>
-          <w:b/>
-          <w:sz w:val="22"/>
-        </w:rPr>
-        <w:t xml:space="preserve"> = </w:t>
-      </w:r>
-      <w:proofErr w:type="spellStart"/>
-      <w:r>
-        <w:rPr>
-          <w:b/>
-          <w:sz w:val="22"/>
-        </w:rPr>
-        <w:t>worldPos</w:t>
-      </w:r>
-      <w:proofErr w:type="spellEnd"/>
-      <w:r>
-        <w:rPr>
-          <w:b/>
-          <w:sz w:val="22"/>
-        </w:rPr>
-        <w:t xml:space="preserve"> + (normal * 0.1f</w:t>
-      </w:r>
-      <w:proofErr w:type="gramStart"/>
-      <w:r>
-        <w:rPr>
-          <w:b/>
-          <w:sz w:val="22"/>
-        </w:rPr>
-        <w:t>);</w:t>
-      </w:r>
-      <w:proofErr w:type="gramEnd"/>
+        <w:t>float3 offsetWorldPos = worldPos + (normal * 0.1f);</w:t>
+      </w:r>
     </w:p>
     <w:p>
       <w:pPr>
@@ -1954,36 +1671,21 @@
           <w:b/>
           <w:sz w:val="22"/>
         </w:rPr>
-        <w:t xml:space="preserve">PCF 결과(0~1)를 lerp(0.3f, 1.0f, t) 로 변환하여 그림자 내 밝기를 조절할 수 </w:t>
-      </w:r>
-      <w:proofErr w:type="spellStart"/>
-      <w:r>
-        <w:rPr>
-          <w:b/>
-          <w:sz w:val="22"/>
-        </w:rPr>
-        <w:t>있게하여</w:t>
-      </w:r>
-      <w:proofErr w:type="spellEnd"/>
-      <w:r>
-        <w:rPr>
-          <w:b/>
-          <w:sz w:val="22"/>
-        </w:rPr>
-        <w:t xml:space="preserve"> 필드, 상황마다 맞게 그림자 농도를 조절할 수 있도록 하였습니다. </w:t>
-      </w:r>
-    </w:p>
-    <w:p>
-      <w:pPr>
-        <w:jc w:val="left"/>
-        <w:rPr>
-          <w:b/>
-          <w:sz w:val="22"/>
-        </w:rPr>
-      </w:pPr>
-      <w:r>
-        <w:rPr>
-          <w:b/>
+        <w:t xml:space="preserve">PCF 결과(0~1)를 lerp(0.3f, 1.0f, t) 로 변환하여 그림자 내 밝기를 조절할 수 있게하여 필드, 상황마다 맞게 그림자 농도를 조절할 수 있도록 하였습니다. </w:t>
+      </w:r>
+    </w:p>
+    <w:p>
+      <w:pPr>
+        <w:jc w:val="left"/>
+        <w:rPr>
+          <w:b/>
+          <w:sz w:val="22"/>
+        </w:rPr>
+      </w:pPr>
+      <w:r>
+        <w:rPr>
+          <w:b/>
+          <w:noProof/>
           <w:sz w:val="22"/>
         </w:rPr>
         <w:drawing>
@@ -2004,7 +1706,7 @@
                     </pic:cNvPicPr>
                   </pic:nvPicPr>
                   <pic:blipFill>
-                    <a:blip r:embed="rId19">
+                    <a:blip r:embed="rId21">
                       <a:extLst>
                         <a:ext uri="{28A0092B-C50C-407E-A947-70E740481C1C}">
                           <a14:useLocalDpi xmlns:a14="http://schemas.microsoft.com/office/drawing/2010/main" val="0"/>
@@ -2038,6 +1740,7 @@
       <w:r>
         <w:rPr>
           <w:b/>
+          <w:noProof/>
           <w:sz w:val="22"/>
         </w:rPr>
         <w:drawing>
@@ -2058,7 +1761,7 @@
                     </pic:cNvPicPr>
                   </pic:nvPicPr>
                   <pic:blipFill>
-                    <a:blip r:embed="rId20">
+                    <a:blip r:embed="rId22">
                       <a:extLst>
                         <a:ext uri="{28A0092B-C50C-407E-A947-70E740481C1C}">
                           <a14:useLocalDpi xmlns:a14="http://schemas.microsoft.com/office/drawing/2010/main" val="0"/>
@@ -2110,244 +1813,168 @@
           <w:sz w:val="22"/>
         </w:rPr>
       </w:pPr>
-      <w:r>
-        <w:rPr>
-          <w:b/>
-          <w:sz w:val="22"/>
-        </w:rPr>
-        <w:br w:type="page"/>
-      </w:r>
-    </w:p>
-    <w:p>
-      <w:pPr>
-        <w:jc w:val="left"/>
-        <w:rPr>
-          <w:b/>
-          <w:sz w:val="22"/>
-        </w:rPr>
-      </w:pPr>
-      <w:r>
-        <w:rPr>
-          <w:b/>
+    </w:p>
+    <w:p>
+      <w:pPr>
+        <w:widowControl/>
+        <w:wordWrap/>
+        <w:autoSpaceDE/>
+        <w:autoSpaceDN/>
+        <w:rPr>
+          <w:rFonts w:hint="eastAsia"/>
+          <w:b/>
+          <w:sz w:val="22"/>
+        </w:rPr>
+      </w:pPr>
+      <w:r>
+        <w:rPr>
+          <w:b/>
+          <w:sz w:val="22"/>
+        </w:rPr>
+        <w:br/>
+      </w:r>
+    </w:p>
+    <w:p>
+      <w:pPr>
+        <w:jc w:val="left"/>
+        <w:rPr>
+          <w:b/>
+          <w:sz w:val="22"/>
+        </w:rPr>
+      </w:pPr>
+      <w:r>
+        <w:rPr>
+          <w:b/>
+          <w:sz w:val="22"/>
+        </w:rPr>
+        <w:t>Albedo를 읽는 format으로 DXGI_FORMAT_R8G8B8A8_UNORM_SRGBORM</w:t>
+      </w:r>
+    </w:p>
+    <w:p>
+      <w:pPr>
+        <w:jc w:val="left"/>
+        <w:rPr>
+          <w:b/>
+          <w:sz w:val="22"/>
+        </w:rPr>
+      </w:pPr>
+      <w:r>
+        <w:rPr>
+          <w:rFonts w:hint="eastAsia"/>
+          <w:b/>
+          <w:sz w:val="22"/>
+        </w:rPr>
+        <w:t>Albedo이외의 텍스쳐 데이터는</w:t>
+      </w:r>
+      <w:r>
+        <w:rPr>
+          <w:b/>
+          <w:sz w:val="22"/>
+        </w:rPr>
+        <w:t xml:space="preserve"> 다른 format으로 읽어야</w:t>
+      </w:r>
+      <w:r>
+        <w:rPr>
+          <w:rFonts w:hint="eastAsia"/>
+          <w:b/>
+          <w:sz w:val="22"/>
+        </w:rPr>
+        <w:t>했습니다.</w:t>
+      </w:r>
+      <w:r>
+        <w:rPr>
+          <w:b/>
+          <w:sz w:val="22"/>
+        </w:rPr>
+        <w:t xml:space="preserve"> </w:t>
+      </w:r>
+    </w:p>
+    <w:p>
+      <w:pPr>
+        <w:jc w:val="left"/>
+        <w:rPr>
+          <w:b/>
+          <w:sz w:val="22"/>
+        </w:rPr>
+      </w:pPr>
+      <w:r>
+        <w:rPr>
+          <w:rFonts w:hint="eastAsia"/>
+          <w:b/>
+          <w:sz w:val="22"/>
+        </w:rPr>
+        <w:t xml:space="preserve">왜냐하면, </w:t>
+      </w:r>
+      <w:r>
+        <w:rPr>
+          <w:b/>
+          <w:sz w:val="22"/>
+        </w:rPr>
+        <w:t>DXGI_FORMAT_R8G8B8A8_UNORM sRGB 보정이 들어가면 실제보다 낮게 표현되</w:t>
+      </w:r>
+      <w:r>
+        <w:rPr>
+          <w:rFonts w:hint="eastAsia"/>
+          <w:b/>
+          <w:sz w:val="22"/>
+        </w:rPr>
+        <w:t>기에</w:t>
+      </w:r>
+    </w:p>
+    <w:p>
+      <w:pPr>
+        <w:jc w:val="left"/>
+        <w:rPr>
+          <w:b/>
+          <w:sz w:val="22"/>
+        </w:rPr>
+      </w:pPr>
+      <w:r>
+        <w:rPr>
+          <w:b/>
+          <w:sz w:val="22"/>
+        </w:rPr>
+        <w:t>T</w:t>
+      </w:r>
+      <w:r>
+        <w:rPr>
+          <w:rFonts w:hint="eastAsia"/>
+          <w:b/>
+          <w:sz w:val="22"/>
+        </w:rPr>
+        <w:t xml:space="preserve">exture를 읽는 함수에 is_srgb라는 flag를 붙여 데이터인 텍스쳐는 format을 </w:t>
+      </w:r>
+      <w:r>
+        <w:rPr>
+          <w:b/>
+          <w:sz w:val="22"/>
+        </w:rPr>
+        <w:t>DXGI_FORMAT_R8G8B8A8_UNORM</w:t>
+      </w:r>
+      <w:r>
+        <w:rPr>
+          <w:rFonts w:hint="eastAsia"/>
+          <w:b/>
+          <w:sz w:val="22"/>
+        </w:rPr>
+        <w:t>로 읽어 데이터가 변하지 않게 쉐이더로 전달되게 하였습니다.</w:t>
+      </w:r>
+    </w:p>
+    <w:p>
+      <w:pPr>
+        <w:jc w:val="left"/>
+        <w:rPr>
+          <w:b/>
+          <w:sz w:val="22"/>
+        </w:rPr>
+      </w:pPr>
+      <w:r>
+        <w:rPr>
+          <w:b/>
+          <w:noProof/>
           <w:sz w:val="22"/>
         </w:rPr>
         <w:lastRenderedPageBreak/>
-        <w:t>Albedo를 읽는 format으로 DXGI_FORMAT_R8G8B8A8_UNORM_SRGBORM</w:t>
-      </w:r>
-    </w:p>
-    <w:p>
-      <w:pPr>
-        <w:jc w:val="left"/>
-        <w:rPr>
-          <w:b/>
-          <w:sz w:val="22"/>
-        </w:rPr>
-      </w:pPr>
-      <w:r>
-        <w:rPr>
-          <w:rFonts w:hint="eastAsia"/>
-          <w:b/>
-          <w:sz w:val="22"/>
-        </w:rPr>
-        <w:t xml:space="preserve">Albedo이외의 </w:t>
-      </w:r>
-      <w:proofErr w:type="spellStart"/>
-      <w:r>
-        <w:rPr>
-          <w:rFonts w:hint="eastAsia"/>
-          <w:b/>
-          <w:sz w:val="22"/>
-        </w:rPr>
-        <w:t>텍스쳐</w:t>
-      </w:r>
-      <w:proofErr w:type="spellEnd"/>
-      <w:r>
-        <w:rPr>
-          <w:rFonts w:hint="eastAsia"/>
-          <w:b/>
-          <w:sz w:val="22"/>
-        </w:rPr>
-        <w:t xml:space="preserve"> 데이터는</w:t>
-      </w:r>
-      <w:r>
-        <w:rPr>
-          <w:b/>
-          <w:sz w:val="22"/>
-        </w:rPr>
-        <w:t xml:space="preserve"> 다른 format으로 </w:t>
-      </w:r>
-      <w:proofErr w:type="spellStart"/>
-      <w:r>
-        <w:rPr>
-          <w:b/>
-          <w:sz w:val="22"/>
-        </w:rPr>
-        <w:t>읽어야</w:t>
-      </w:r>
-      <w:r>
-        <w:rPr>
-          <w:rFonts w:hint="eastAsia"/>
-          <w:b/>
-          <w:sz w:val="22"/>
-        </w:rPr>
-        <w:t>했습니다</w:t>
-      </w:r>
-      <w:proofErr w:type="spellEnd"/>
-      <w:r>
-        <w:rPr>
-          <w:rFonts w:hint="eastAsia"/>
-          <w:b/>
-          <w:sz w:val="22"/>
-        </w:rPr>
-        <w:t>.</w:t>
-      </w:r>
-      <w:r>
-        <w:rPr>
-          <w:b/>
-          <w:sz w:val="22"/>
-        </w:rPr>
-        <w:t xml:space="preserve"> </w:t>
-      </w:r>
-    </w:p>
-    <w:p>
-      <w:pPr>
-        <w:jc w:val="left"/>
-        <w:rPr>
-          <w:b/>
-          <w:sz w:val="22"/>
-        </w:rPr>
-      </w:pPr>
-      <w:r>
-        <w:rPr>
-          <w:rFonts w:hint="eastAsia"/>
-          <w:b/>
-          <w:sz w:val="22"/>
-        </w:rPr>
-        <w:t xml:space="preserve">왜냐하면, </w:t>
-      </w:r>
-      <w:r>
-        <w:rPr>
-          <w:b/>
-          <w:sz w:val="22"/>
-        </w:rPr>
-        <w:t>DXGI_FORMAT_R8G8B8A8_UNORM sRGB 보정이 들어가면 실제보다 낮게 표현되</w:t>
-      </w:r>
-      <w:r>
-        <w:rPr>
-          <w:rFonts w:hint="eastAsia"/>
-          <w:b/>
-          <w:sz w:val="22"/>
-        </w:rPr>
-        <w:t>기에</w:t>
-      </w:r>
-    </w:p>
-    <w:p>
-      <w:pPr>
-        <w:jc w:val="left"/>
-        <w:rPr>
-          <w:b/>
-          <w:sz w:val="22"/>
-        </w:rPr>
-      </w:pPr>
-      <w:r>
-        <w:rPr>
-          <w:b/>
-          <w:sz w:val="22"/>
-        </w:rPr>
-        <w:t>T</w:t>
-      </w:r>
-      <w:r>
-        <w:rPr>
-          <w:rFonts w:hint="eastAsia"/>
-          <w:b/>
-          <w:sz w:val="22"/>
-        </w:rPr>
-        <w:t xml:space="preserve">exture를 읽는 함수에 </w:t>
-      </w:r>
-      <w:proofErr w:type="spellStart"/>
-      <w:r>
-        <w:rPr>
-          <w:rFonts w:hint="eastAsia"/>
-          <w:b/>
-          <w:sz w:val="22"/>
-        </w:rPr>
-        <w:t>is_srgb</w:t>
-      </w:r>
-      <w:proofErr w:type="spellEnd"/>
-      <w:r>
-        <w:rPr>
-          <w:rFonts w:hint="eastAsia"/>
-          <w:b/>
-          <w:sz w:val="22"/>
-        </w:rPr>
-        <w:t xml:space="preserve">라는 flag를 붙여 데이터인 </w:t>
-      </w:r>
-      <w:proofErr w:type="spellStart"/>
-      <w:r>
-        <w:rPr>
-          <w:rFonts w:hint="eastAsia"/>
-          <w:b/>
-          <w:sz w:val="22"/>
-        </w:rPr>
-        <w:t>텍스쳐는</w:t>
-      </w:r>
-      <w:proofErr w:type="spellEnd"/>
-      <w:r>
-        <w:rPr>
-          <w:rFonts w:hint="eastAsia"/>
-          <w:b/>
-          <w:sz w:val="22"/>
-        </w:rPr>
-        <w:t xml:space="preserve"> format을 </w:t>
-      </w:r>
-      <w:r>
-        <w:rPr>
-          <w:b/>
-          <w:sz w:val="22"/>
-        </w:rPr>
-        <w:t>DXGI_FORMAT_R8G8B8A8_UNORM</w:t>
-      </w:r>
-      <w:r>
-        <w:rPr>
-          <w:rFonts w:hint="eastAsia"/>
-          <w:b/>
-          <w:sz w:val="22"/>
-        </w:rPr>
-        <w:t xml:space="preserve">로 읽어 데이터가 변하지 않게 </w:t>
-      </w:r>
-      <w:proofErr w:type="spellStart"/>
-      <w:r>
-        <w:rPr>
-          <w:rFonts w:hint="eastAsia"/>
-          <w:b/>
-          <w:sz w:val="22"/>
-        </w:rPr>
-        <w:t>쉐이더로</w:t>
-      </w:r>
-      <w:proofErr w:type="spellEnd"/>
-      <w:r>
-        <w:rPr>
-          <w:rFonts w:hint="eastAsia"/>
-          <w:b/>
-          <w:sz w:val="22"/>
-        </w:rPr>
-        <w:t xml:space="preserve"> 전달되게 하였습니다.</w:t>
-      </w:r>
-    </w:p>
-    <w:p>
-      <w:pPr>
-        <w:jc w:val="left"/>
-        <w:rPr>
-          <w:rFonts w:hint="eastAsia"/>
-          <w:b/>
-          <w:sz w:val="22"/>
-        </w:rPr>
-      </w:pPr>
-      <w:r>
-        <w:rPr>
-          <w:b/>
-          <w:sz w:val="22"/>
-        </w:rPr>
         <w:drawing>
           <wp:inline distT="0" distB="0" distL="0" distR="0" wp14:anchorId="1469AA1A" wp14:editId="0182398F">
             <wp:extent cx="6645910" cy="2578100"/>
@@ -2364,7 +1991,7 @@
                     <pic:cNvPicPr/>
                   </pic:nvPicPr>
                   <pic:blipFill>
-                    <a:blip r:embed="rId21"/>
+                    <a:blip r:embed="rId23"/>
                     <a:stretch>
                       <a:fillRect/>
                     </a:stretch>
@@ -2384,6 +2011,184 @@
           </wp:inline>
         </w:drawing>
       </w:r>
+    </w:p>
+    <w:p>
+      <w:pPr>
+        <w:jc w:val="left"/>
+        <w:rPr>
+          <w:b/>
+          <w:sz w:val="22"/>
+        </w:rPr>
+      </w:pPr>
+    </w:p>
+    <w:p>
+      <w:pPr>
+        <w:jc w:val="left"/>
+        <w:rPr>
+          <w:b/>
+          <w:sz w:val="22"/>
+        </w:rPr>
+      </w:pPr>
+      <w:r>
+        <w:rPr>
+          <w:rFonts w:hint="eastAsia"/>
+          <w:b/>
+          <w:sz w:val="22"/>
+        </w:rPr>
+        <w:t>클라이언트에서 보스가 보일 때 안보일때가 존재했음</w:t>
+      </w:r>
+    </w:p>
+    <w:p>
+      <w:pPr>
+        <w:pStyle w:val="a3"/>
+        <w:numPr>
+          <w:ilvl w:val="0"/>
+          <w:numId w:val="5"/>
+        </w:numPr>
+        <w:ind w:leftChars="0"/>
+        <w:jc w:val="left"/>
+        <w:rPr>
+          <w:b/>
+          <w:sz w:val="22"/>
+        </w:rPr>
+      </w:pPr>
+      <w:r>
+        <w:rPr>
+          <w:rFonts w:hint="eastAsia"/>
+          <w:b/>
+          <w:sz w:val="22"/>
+        </w:rPr>
+        <w:t>디버깅해보니 위치값이 Nan이 떠서 안보임</w:t>
+      </w:r>
+    </w:p>
+    <w:p>
+      <w:pPr>
+        <w:pStyle w:val="a3"/>
+        <w:numPr>
+          <w:ilvl w:val="0"/>
+          <w:numId w:val="5"/>
+        </w:numPr>
+        <w:ind w:leftChars="0"/>
+        <w:jc w:val="left"/>
+        <w:rPr>
+          <w:b/>
+          <w:sz w:val="22"/>
+        </w:rPr>
+      </w:pPr>
+      <w:r>
+        <w:rPr>
+          <w:rFonts w:hint="eastAsia"/>
+          <w:b/>
+          <w:sz w:val="22"/>
+        </w:rPr>
+        <w:t xml:space="preserve">서버의 position값은 정상 </w:t>
+      </w:r>
+    </w:p>
+    <w:p>
+      <w:pPr>
+        <w:pStyle w:val="a3"/>
+        <w:numPr>
+          <w:ilvl w:val="0"/>
+          <w:numId w:val="5"/>
+        </w:numPr>
+        <w:ind w:leftChars="0"/>
+        <w:jc w:val="left"/>
+        <w:rPr>
+          <w:b/>
+          <w:sz w:val="22"/>
+        </w:rPr>
+      </w:pPr>
+      <w:r>
+        <w:rPr>
+          <w:rFonts w:hint="eastAsia"/>
+          <w:b/>
+          <w:sz w:val="22"/>
+        </w:rPr>
+        <w:t>클라이언트에서 생성시 오브젝트 생성 중에 위치 이동 패킷이 들어와서 lerp로 보간하다가 position 값 오류</w:t>
+      </w:r>
+    </w:p>
+    <w:p>
+      <w:pPr>
+        <w:pStyle w:val="a3"/>
+        <w:numPr>
+          <w:ilvl w:val="0"/>
+          <w:numId w:val="5"/>
+        </w:numPr>
+        <w:ind w:leftChars="0"/>
+        <w:jc w:val="left"/>
+        <w:rPr>
+          <w:b/>
+          <w:sz w:val="22"/>
+        </w:rPr>
+      </w:pPr>
+      <w:r>
+        <w:rPr>
+          <w:rFonts w:hint="eastAsia"/>
+          <w:b/>
+          <w:sz w:val="22"/>
+        </w:rPr>
+        <w:t>모든 NPC들 제대로 생성 될때까지 이동값 무시 하도록 변경</w:t>
+      </w:r>
+    </w:p>
+    <w:p>
+      <w:pPr>
+        <w:pStyle w:val="a3"/>
+        <w:numPr>
+          <w:ilvl w:val="0"/>
+          <w:numId w:val="5"/>
+        </w:numPr>
+        <w:ind w:leftChars="0"/>
+        <w:jc w:val="left"/>
+        <w:rPr>
+          <w:b/>
+          <w:sz w:val="22"/>
+        </w:rPr>
+      </w:pPr>
+      <w:r>
+        <w:rPr>
+          <w:rFonts w:hint="eastAsia"/>
+          <w:b/>
+          <w:sz w:val="22"/>
+        </w:rPr>
+        <w:t>보스의 서버 위치가 0,0,0 이라서 집과 끼면서 스폰 되어서 스폰위치 조금 수정</w:t>
+      </w:r>
+    </w:p>
+    <w:p>
+      <w:pPr>
+        <w:jc w:val="left"/>
+        <w:rPr>
+          <w:rFonts w:hint="eastAsia"/>
+          <w:b/>
+          <w:sz w:val="22"/>
+        </w:rPr>
+      </w:pPr>
+    </w:p>
+    <w:p>
+      <w:pPr>
+        <w:jc w:val="left"/>
+        <w:rPr>
+          <w:b/>
+          <w:sz w:val="22"/>
+        </w:rPr>
+      </w:pPr>
+    </w:p>
+    <w:p>
+      <w:pPr>
+        <w:jc w:val="left"/>
+        <w:rPr>
+          <w:b/>
+          <w:sz w:val="22"/>
+        </w:rPr>
+      </w:pPr>
+    </w:p>
+    <w:p>
+      <w:pPr>
+        <w:jc w:val="left"/>
+        <w:rPr>
+          <w:b/>
+          <w:sz w:val="22"/>
+        </w:rPr>
+      </w:pPr>
     </w:p>
     <w:p>
       <w:pPr>
@@ -2443,12 +2248,23 @@
             <w:pPr>
               <w:jc w:val="left"/>
               <w:rPr>
+                <w:rFonts w:hint="eastAsia"/>
                 <w:b/>
                 <w:bCs/>
                 <w:sz w:val="24"/>
                 <w:szCs w:val="28"/>
               </w:rPr>
             </w:pPr>
+            <w:r>
+              <w:rPr>
+                <w:rFonts w:hint="eastAsia"/>
+                <w:b/>
+                <w:bCs/>
+                <w:sz w:val="24"/>
+                <w:szCs w:val="28"/>
+              </w:rPr>
+              <w:t>미완성 보스 BT</w:t>
+            </w:r>
           </w:p>
         </w:tc>
         <w:tc>
@@ -2482,9 +2298,17 @@
           <w:p>
             <w:pPr>
               <w:rPr>
+                <w:rFonts w:hint="eastAsia"/>
                 <w:szCs w:val="20"/>
               </w:rPr>
             </w:pPr>
+            <w:r>
+              <w:rPr>
+                <w:rFonts w:hint="eastAsia"/>
+                <w:szCs w:val="20"/>
+              </w:rPr>
+              <w:t>새로 마련해둔 행동트리대로 보스 AI구현</w:t>
+            </w:r>
           </w:p>
         </w:tc>
       </w:tr>
@@ -2705,6 +2529,7 @@
                 <w:b/>
                 <w:sz w:val="22"/>
               </w:rPr>
+              <w:lastRenderedPageBreak/>
               <w:t>지도교수</w:t>
             </w:r>
           </w:p>
@@ -3037,6 +2862,118 @@
     </w:lvl>
   </w:abstractNum>
   <w:abstractNum w:abstractNumId="2" w15:restartNumberingAfterBreak="0">
+    <w:nsid w:val="4E072E7A"/>
+    <w:multiLevelType w:val="hybridMultilevel"/>
+    <w:tmpl w:val="B4161E90"/>
+    <w:lvl w:ilvl="0" w:tplc="C39829BE">
+      <w:numFmt w:val="bullet"/>
+      <w:lvlText w:val=""/>
+      <w:lvlJc w:val="left"/>
+      <w:pPr>
+        <w:ind w:left="800" w:hanging="360"/>
+      </w:pPr>
+      <w:rPr>
+        <w:rFonts w:ascii="Wingdings" w:eastAsiaTheme="minorEastAsia" w:hAnsi="Wingdings" w:cstheme="minorEastAsia" w:hint="default"/>
+      </w:rPr>
+    </w:lvl>
+    <w:lvl w:ilvl="1" w:tplc="04090003" w:tentative="1">
+      <w:start w:val="1"/>
+      <w:numFmt w:val="bullet"/>
+      <w:lvlText w:val=""/>
+      <w:lvlJc w:val="left"/>
+      <w:pPr>
+        <w:ind w:left="1320" w:hanging="440"/>
+      </w:pPr>
+      <w:rPr>
+        <w:rFonts w:ascii="Wingdings" w:hAnsi="Wingdings" w:hint="default"/>
+      </w:rPr>
+    </w:lvl>
+    <w:lvl w:ilvl="2" w:tplc="04090005" w:tentative="1">
+      <w:start w:val="1"/>
+      <w:numFmt w:val="bullet"/>
+      <w:lvlText w:val=""/>
+      <w:lvlJc w:val="left"/>
+      <w:pPr>
+        <w:ind w:left="1760" w:hanging="440"/>
+      </w:pPr>
+      <w:rPr>
+        <w:rFonts w:ascii="Wingdings" w:hAnsi="Wingdings" w:hint="default"/>
+      </w:rPr>
+    </w:lvl>
+    <w:lvl w:ilvl="3" w:tplc="04090001" w:tentative="1">
+      <w:start w:val="1"/>
+      <w:numFmt w:val="bullet"/>
+      <w:lvlText w:val=""/>
+      <w:lvlJc w:val="left"/>
+      <w:pPr>
+        <w:ind w:left="2200" w:hanging="440"/>
+      </w:pPr>
+      <w:rPr>
+        <w:rFonts w:ascii="Wingdings" w:hAnsi="Wingdings" w:hint="default"/>
+      </w:rPr>
+    </w:lvl>
+    <w:lvl w:ilvl="4" w:tplc="04090003" w:tentative="1">
+      <w:start w:val="1"/>
+      <w:numFmt w:val="bullet"/>
+      <w:lvlText w:val=""/>
+      <w:lvlJc w:val="left"/>
+      <w:pPr>
+        <w:ind w:left="2640" w:hanging="440"/>
+      </w:pPr>
+      <w:rPr>
+        <w:rFonts w:ascii="Wingdings" w:hAnsi="Wingdings" w:hint="default"/>
+      </w:rPr>
+    </w:lvl>
+    <w:lvl w:ilvl="5" w:tplc="04090005" w:tentative="1">
+      <w:start w:val="1"/>
+      <w:numFmt w:val="bullet"/>
+      <w:lvlText w:val=""/>
+      <w:lvlJc w:val="left"/>
+      <w:pPr>
+        <w:ind w:left="3080" w:hanging="440"/>
+      </w:pPr>
+      <w:rPr>
+        <w:rFonts w:ascii="Wingdings" w:hAnsi="Wingdings" w:hint="default"/>
+      </w:rPr>
+    </w:lvl>
+    <w:lvl w:ilvl="6" w:tplc="04090001" w:tentative="1">
+      <w:start w:val="1"/>
+      <w:numFmt w:val="bullet"/>
+      <w:lvlText w:val=""/>
+      <w:lvlJc w:val="left"/>
+      <w:pPr>
+        <w:ind w:left="3520" w:hanging="440"/>
+      </w:pPr>
+      <w:rPr>
+        <w:rFonts w:ascii="Wingdings" w:hAnsi="Wingdings" w:hint="default"/>
+      </w:rPr>
+    </w:lvl>
+    <w:lvl w:ilvl="7" w:tplc="04090003" w:tentative="1">
+      <w:start w:val="1"/>
+      <w:numFmt w:val="bullet"/>
+      <w:lvlText w:val=""/>
+      <w:lvlJc w:val="left"/>
+      <w:pPr>
+        <w:ind w:left="3960" w:hanging="440"/>
+      </w:pPr>
+      <w:rPr>
+        <w:rFonts w:ascii="Wingdings" w:hAnsi="Wingdings" w:hint="default"/>
+      </w:rPr>
+    </w:lvl>
+    <w:lvl w:ilvl="8" w:tplc="04090005" w:tentative="1">
+      <w:start w:val="1"/>
+      <w:numFmt w:val="bullet"/>
+      <w:lvlText w:val=""/>
+      <w:lvlJc w:val="left"/>
+      <w:pPr>
+        <w:ind w:left="4400" w:hanging="440"/>
+      </w:pPr>
+      <w:rPr>
+        <w:rFonts w:ascii="Wingdings" w:hAnsi="Wingdings" w:hint="default"/>
+      </w:rPr>
+    </w:lvl>
+  </w:abstractNum>
+  <w:abstractNum w:abstractNumId="3" w15:restartNumberingAfterBreak="0">
     <w:nsid w:val="77C87E54"/>
     <w:multiLevelType w:val="hybridMultilevel"/>
     <w:tmpl w:val="AEEADCD4"/>
@@ -3148,7 +3085,7 @@
       </w:rPr>
     </w:lvl>
   </w:abstractNum>
-  <w:abstractNum w:abstractNumId="3" w15:restartNumberingAfterBreak="0">
+  <w:abstractNum w:abstractNumId="4" w15:restartNumberingAfterBreak="0">
     <w:nsid w:val="7C6A468C"/>
     <w:multiLevelType w:val="hybridMultilevel"/>
     <w:tmpl w:val="61E2A4E4"/>
@@ -3264,13 +3201,16 @@
     <w:abstractNumId w:val="0"/>
   </w:num>
   <w:num w:numId="2" w16cid:durableId="225458082">
-    <w:abstractNumId w:val="2"/>
+    <w:abstractNumId w:val="3"/>
   </w:num>
   <w:num w:numId="3" w16cid:durableId="1405106466">
-    <w:abstractNumId w:val="3"/>
+    <w:abstractNumId w:val="4"/>
   </w:num>
   <w:num w:numId="4" w16cid:durableId="867182880">
     <w:abstractNumId w:val="1"/>
+  </w:num>
+  <w:num w:numId="5" w16cid:durableId="102506169">
+    <w:abstractNumId w:val="2"/>
   </w:num>
 </w:numbering>
 </file>
@@ -3579,6 +3519,7 @@
   <w:style w:type="character" w:default="1" w:styleId="a0">
     <w:name w:val="Default Paragraph Font"/>
     <w:uiPriority w:val="1"/>
+    <w:semiHidden/>
     <w:unhideWhenUsed/>
   </w:style>
   <w:style w:type="table" w:default="1" w:styleId="a1">
